--- a/reports/Отчёт.docx
+++ b/reports/Отчёт.docx
@@ -657,7 +657,7 @@
           <w:r>
             <w:fldChar w:fldCharType="separate"/>
           </w:r>
-          <w:hyperlink w:anchor="_Toc230298943" w:history="1">
+          <w:hyperlink w:anchor="_Toc230312969" w:history="1">
             <w:r>
               <w:rPr>
                 <w:rStyle w:val="a8"/>
@@ -684,80 +684,7 @@
                 <w:noProof/>
                 <w:webHidden/>
               </w:rPr>
-              <w:instrText xml:space="preserve"> PAGEREF _Toc230298943 \h </w:instrText>
-            </w:r>
-            <w:r>
-              <w:rPr>
-                <w:noProof/>
-                <w:webHidden/>
-              </w:rPr>
-            </w:r>
-            <w:r>
-              <w:rPr>
-                <w:noProof/>
-                <w:webHidden/>
-              </w:rPr>
-              <w:fldChar w:fldCharType="separate"/>
-            </w:r>
-            <w:r>
-              <w:rPr>
-                <w:noProof/>
-                <w:webHidden/>
-              </w:rPr>
-              <w:t>2</w:t>
-            </w:r>
-            <w:r>
-              <w:rPr>
-                <w:noProof/>
-                <w:webHidden/>
-              </w:rPr>
-              <w:fldChar w:fldCharType="end"/>
-            </w:r>
-          </w:hyperlink>
-        </w:p>
-        <w:p>
-          <w:pPr>
-            <w:pStyle w:val="11"/>
-            <w:tabs>
-              <w:tab w:val="right" w:leader="dot" w:pos="9912"/>
-            </w:tabs>
-            <w:rPr>
-              <w:rFonts w:asciiTheme="minorHAnsi" w:eastAsiaTheme="minorEastAsia" w:hAnsiTheme="minorHAnsi" w:cstheme="minorBidi"/>
-              <w:noProof/>
-              <w:kern w:val="2"/>
-              <w:sz w:val="24"/>
-              <w:szCs w:val="24"/>
-              <w14:ligatures w14:val="standardContextual"/>
-            </w:rPr>
-          </w:pPr>
-          <w:hyperlink w:anchor="_Toc230298944" w:history="1">
-            <w:r>
-              <w:rPr>
-                <w:rStyle w:val="a8"/>
-                <w:noProof/>
-              </w:rPr>
-              <w:t>Общая характеристика деятельности организации (заказчика проекта)</w:t>
-            </w:r>
-            <w:r>
-              <w:rPr>
-                <w:noProof/>
-                <w:webHidden/>
-              </w:rPr>
-              <w:tab/>
-            </w:r>
-            <w:r>
-              <w:rPr>
-                <w:noProof/>
-                <w:webHidden/>
-              </w:rPr>
-              <w:fldChar w:fldCharType="begin"/>
-            </w:r>
-            <w:r>
-              <w:rPr>
-                <w:noProof/>
-                <w:webHidden/>
-              </w:rPr>
-              <w:instrText xml:space="preserve"> PAGEREF _Toc230298944 \h </w:instrText>
+              <w:instrText xml:space="preserve"> PAGEREF _Toc230312969 \h </w:instrText>
             </w:r>
             <w:r>
               <w:rPr>
@@ -803,13 +730,13 @@
               <w14:ligatures w14:val="standardContextual"/>
             </w:rPr>
           </w:pPr>
-          <w:hyperlink w:anchor="_Toc230298945" w:history="1">
+          <w:hyperlink w:anchor="_Toc230312970" w:history="1">
             <w:r>
               <w:rPr>
                 <w:rStyle w:val="a8"/>
                 <w:noProof/>
               </w:rPr>
-              <w:t>Описание задания по проектной практике</w:t>
+              <w:t>Общая характеристика деятельности организации (заказчика проекта)</w:t>
             </w:r>
             <w:r>
               <w:rPr>
@@ -830,7 +757,7 @@
                 <w:noProof/>
                 <w:webHidden/>
               </w:rPr>
-              <w:instrText xml:space="preserve"> PAGEREF _Toc230298945 \h </w:instrText>
+              <w:instrText xml:space="preserve"> PAGEREF _Toc230312970 \h </w:instrText>
             </w:r>
             <w:r>
               <w:rPr>
@@ -876,13 +803,13 @@
               <w14:ligatures w14:val="standardContextual"/>
             </w:rPr>
           </w:pPr>
-          <w:hyperlink w:anchor="_Toc230298946" w:history="1">
+          <w:hyperlink w:anchor="_Toc230312971" w:history="1">
             <w:r>
               <w:rPr>
                 <w:rStyle w:val="a8"/>
                 <w:noProof/>
               </w:rPr>
-              <w:t>Описание достигнутых результатов по проектной практике</w:t>
+              <w:t>Описание задания по проектной практике</w:t>
             </w:r>
             <w:r>
               <w:rPr>
@@ -903,7 +830,7 @@
                 <w:noProof/>
                 <w:webHidden/>
               </w:rPr>
-              <w:instrText xml:space="preserve"> PAGEREF _Toc230298946 \h </w:instrText>
+              <w:instrText xml:space="preserve"> PAGEREF _Toc230312971 \h </w:instrText>
             </w:r>
             <w:r>
               <w:rPr>
@@ -949,13 +876,13 @@
               <w14:ligatures w14:val="standardContextual"/>
             </w:rPr>
           </w:pPr>
-          <w:hyperlink w:anchor="_Toc230298947" w:history="1">
+          <w:hyperlink w:anchor="_Toc230312972" w:history="1">
             <w:r>
               <w:rPr>
                 <w:rStyle w:val="a8"/>
                 <w:noProof/>
               </w:rPr>
-              <w:t>ЗАКЛЮЧЕНИЕ</w:t>
+              <w:t>Описание достигнутых результатов по проектной практике</w:t>
             </w:r>
             <w:r>
               <w:rPr>
@@ -976,7 +903,7 @@
                 <w:noProof/>
                 <w:webHidden/>
               </w:rPr>
-              <w:instrText xml:space="preserve"> PAGEREF _Toc230298947 \h </w:instrText>
+              <w:instrText xml:space="preserve"> PAGEREF _Toc230312972 \h </w:instrText>
             </w:r>
             <w:r>
               <w:rPr>
@@ -1022,7 +949,80 @@
               <w14:ligatures w14:val="standardContextual"/>
             </w:rPr>
           </w:pPr>
-          <w:hyperlink w:anchor="_Toc230298948" w:history="1">
+          <w:hyperlink w:anchor="_Toc230312973" w:history="1">
+            <w:r>
+              <w:rPr>
+                <w:rStyle w:val="a8"/>
+                <w:noProof/>
+              </w:rPr>
+              <w:t>ЗАКЛЮЧЕНИЕ</w:t>
+            </w:r>
+            <w:r>
+              <w:rPr>
+                <w:noProof/>
+                <w:webHidden/>
+              </w:rPr>
+              <w:tab/>
+            </w:r>
+            <w:r>
+              <w:rPr>
+                <w:noProof/>
+                <w:webHidden/>
+              </w:rPr>
+              <w:fldChar w:fldCharType="begin"/>
+            </w:r>
+            <w:r>
+              <w:rPr>
+                <w:noProof/>
+                <w:webHidden/>
+              </w:rPr>
+              <w:instrText xml:space="preserve"> PAGEREF _Toc230312973 \h </w:instrText>
+            </w:r>
+            <w:r>
+              <w:rPr>
+                <w:noProof/>
+                <w:webHidden/>
+              </w:rPr>
+            </w:r>
+            <w:r>
+              <w:rPr>
+                <w:noProof/>
+                <w:webHidden/>
+              </w:rPr>
+              <w:fldChar w:fldCharType="separate"/>
+            </w:r>
+            <w:r>
+              <w:rPr>
+                <w:noProof/>
+                <w:webHidden/>
+              </w:rPr>
+              <w:t>15</w:t>
+            </w:r>
+            <w:r>
+              <w:rPr>
+                <w:noProof/>
+                <w:webHidden/>
+              </w:rPr>
+              <w:fldChar w:fldCharType="end"/>
+            </w:r>
+          </w:hyperlink>
+        </w:p>
+        <w:p>
+          <w:pPr>
+            <w:pStyle w:val="11"/>
+            <w:tabs>
+              <w:tab w:val="right" w:leader="dot" w:pos="9912"/>
+            </w:tabs>
+            <w:rPr>
+              <w:rFonts w:asciiTheme="minorHAnsi" w:eastAsiaTheme="minorEastAsia" w:hAnsiTheme="minorHAnsi" w:cstheme="minorBidi"/>
+              <w:noProof/>
+              <w:kern w:val="2"/>
+              <w:sz w:val="24"/>
+              <w:szCs w:val="24"/>
+              <w14:ligatures w14:val="standardContextual"/>
+            </w:rPr>
+          </w:pPr>
+          <w:hyperlink w:anchor="_Toc230312974" w:history="1">
             <w:r>
               <w:rPr>
                 <w:rStyle w:val="a8"/>
@@ -1049,7 +1049,7 @@
                 <w:noProof/>
                 <w:webHidden/>
               </w:rPr>
-              <w:instrText xml:space="preserve"> PAGEREF _Toc230298948 \h </w:instrText>
+              <w:instrText xml:space="preserve"> PAGEREF _Toc230312974 \h </w:instrText>
             </w:r>
             <w:r>
               <w:rPr>
@@ -1069,7 +1069,7 @@
                 <w:noProof/>
                 <w:webHidden/>
               </w:rPr>
-              <w:t>7</w:t>
+              <w:t>16</w:t>
             </w:r>
             <w:r>
               <w:rPr>
@@ -1095,7 +1095,7 @@
       <w:pPr>
         <w:pStyle w:val="ae"/>
       </w:pPr>
-      <w:bookmarkStart w:id="0" w:name="_Toc230298943"/>
+      <w:bookmarkStart w:id="0" w:name="_Toc230312969"/>
       <w:r>
         <w:lastRenderedPageBreak/>
         <w:t>Общая информация о проекте</w:t>
@@ -1354,7 +1354,7 @@
       <w:pPr>
         <w:pStyle w:val="ae"/>
       </w:pPr>
-      <w:bookmarkStart w:id="1" w:name="_Toc230298944"/>
+      <w:bookmarkStart w:id="1" w:name="_Toc230312970"/>
       <w:r>
         <w:lastRenderedPageBreak/>
         <w:t>Общая характеристика деятельности организации (заказчика проекта)</w:t>
@@ -1659,7 +1659,7 @@
       <w:pPr>
         <w:pStyle w:val="ae"/>
       </w:pPr>
-      <w:bookmarkStart w:id="2" w:name="_Toc230298945"/>
+      <w:bookmarkStart w:id="2" w:name="_Toc230312971"/>
       <w:r>
         <w:lastRenderedPageBreak/>
         <w:t>Описание задания по проектной практике</w:t>
@@ -2591,7 +2591,6 @@
       <w:pPr>
         <w:pStyle w:val="ae"/>
       </w:pPr>
-      <w:bookmarkStart w:id="3" w:name="_Toc230298946"/>
     </w:p>
     <w:p>
       <w:pPr>
@@ -2632,6 +2631,7 @@
       <w:pPr>
         <w:pStyle w:val="ae"/>
       </w:pPr>
+      <w:bookmarkStart w:id="3" w:name="_Toc230312972"/>
       <w:r>
         <w:lastRenderedPageBreak/>
         <w:t>Описание достигнутых результатов по проектной практике</w:t>
@@ -2851,6 +2851,120 @@
       <w:pPr>
         <w:keepNext/>
         <w:keepLines/>
+        <w:pBdr>
+          <w:top w:val="nil"/>
+          <w:left w:val="nil"/>
+          <w:bottom w:val="nil"/>
+          <w:right w:val="nil"/>
+          <w:between w:val="nil"/>
+        </w:pBdr>
+        <w:spacing w:after="0" w:line="360" w:lineRule="auto"/>
+        <w:ind w:left="720"/>
+        <w:rPr>
+          <w:rFonts w:ascii="Times New Roman" w:eastAsia="Times New Roman" w:hAnsi="Times New Roman" w:cs="Times New Roman"/>
+          <w:b/>
+          <w:bCs/>
+          <w:color w:val="000000"/>
+          <w:sz w:val="28"/>
+          <w:szCs w:val="28"/>
+        </w:rPr>
+      </w:pPr>
+      <w:r>
+        <w:rPr>
+          <w:rFonts w:ascii="Times New Roman" w:eastAsia="Times New Roman" w:hAnsi="Times New Roman" w:cs="Times New Roman"/>
+          <w:b/>
+          <w:bCs/>
+          <w:color w:val="000000"/>
+          <w:sz w:val="28"/>
+          <w:szCs w:val="28"/>
+        </w:rPr>
+        <w:lastRenderedPageBreak/>
+        <w:drawing>
+          <wp:anchor distT="0" distB="0" distL="114300" distR="114300" simplePos="0" relativeHeight="251659264" behindDoc="1" locked="0" layoutInCell="1" allowOverlap="1" wp14:anchorId="3DCAD06B" wp14:editId="0F73F807">
+            <wp:simplePos x="0" y="0"/>
+            <wp:positionH relativeFrom="column">
+              <wp:posOffset>453390</wp:posOffset>
+            </wp:positionH>
+            <wp:positionV relativeFrom="paragraph">
+              <wp:posOffset>0</wp:posOffset>
+            </wp:positionV>
+            <wp:extent cx="3790315" cy="9251950"/>
+            <wp:effectExtent l="0" t="0" r="635" b="6350"/>
+            <wp:wrapTight wrapText="bothSides">
+              <wp:wrapPolygon edited="0">
+                <wp:start x="0" y="0"/>
+                <wp:lineTo x="0" y="21570"/>
+                <wp:lineTo x="21495" y="21570"/>
+                <wp:lineTo x="21495" y="0"/>
+                <wp:lineTo x="0" y="0"/>
+              </wp:wrapPolygon>
+            </wp:wrapTight>
+            <wp:docPr id="461356718" name="Рисунок 1"/>
+            <wp:cNvGraphicFramePr>
+              <a:graphicFrameLocks xmlns:a="http://schemas.openxmlformats.org/drawingml/2006/main" noChangeAspect="1"/>
+            </wp:cNvGraphicFramePr>
+            <a:graphic xmlns:a="http://schemas.openxmlformats.org/drawingml/2006/main">
+              <a:graphicData uri="http://schemas.openxmlformats.org/drawingml/2006/picture">
+                <pic:pic xmlns:pic="http://schemas.openxmlformats.org/drawingml/2006/picture">
+                  <pic:nvPicPr>
+                    <pic:cNvPr id="461356718" name=""/>
+                    <pic:cNvPicPr/>
+                  </pic:nvPicPr>
+                  <pic:blipFill>
+                    <a:blip r:embed="rId8">
+                      <a:extLst>
+                        <a:ext uri="{28A0092B-C50C-407E-A947-70E740481C1C}">
+                          <a14:useLocalDpi xmlns:a14="http://schemas.microsoft.com/office/drawing/2010/main" val="0"/>
+                        </a:ext>
+                      </a:extLst>
+                    </a:blip>
+                    <a:stretch>
+                      <a:fillRect/>
+                    </a:stretch>
+                  </pic:blipFill>
+                  <pic:spPr>
+                    <a:xfrm>
+                      <a:off x="0" y="0"/>
+                      <a:ext cx="3790315" cy="9251950"/>
+                    </a:xfrm>
+                    <a:prstGeom prst="rect">
+                      <a:avLst/>
+                    </a:prstGeom>
+                  </pic:spPr>
+                </pic:pic>
+              </a:graphicData>
+            </a:graphic>
+          </wp:anchor>
+        </w:drawing>
+      </w:r>
+    </w:p>
+    <w:p>
+      <w:pPr>
+        <w:keepNext/>
+        <w:keepLines/>
+        <w:pBdr>
+          <w:top w:val="nil"/>
+          <w:left w:val="nil"/>
+          <w:bottom w:val="nil"/>
+          <w:right w:val="nil"/>
+          <w:between w:val="nil"/>
+        </w:pBdr>
+        <w:spacing w:after="0" w:line="360" w:lineRule="auto"/>
+        <w:ind w:left="720"/>
+        <w:rPr>
+          <w:rFonts w:ascii="Times New Roman" w:eastAsia="Times New Roman" w:hAnsi="Times New Roman" w:cs="Times New Roman"/>
+          <w:b/>
+          <w:bCs/>
+          <w:color w:val="000000"/>
+          <w:sz w:val="28"/>
+          <w:szCs w:val="28"/>
+        </w:rPr>
+      </w:pPr>
+    </w:p>
+    <w:p>
+      <w:pPr>
+        <w:keepNext/>
+        <w:keepLines/>
         <w:numPr>
           <w:ilvl w:val="0"/>
           <w:numId w:val="30"/>
@@ -2873,6 +2987,63 @@
       <w:r>
         <w:rPr>
           <w:rFonts w:ascii="Times New Roman" w:eastAsia="Times New Roman" w:hAnsi="Times New Roman" w:cs="Times New Roman"/>
+          <w:color w:val="000000"/>
+          <w:sz w:val="28"/>
+          <w:szCs w:val="28"/>
+        </w:rPr>
+        <w:drawing>
+          <wp:anchor distT="0" distB="0" distL="114300" distR="114300" simplePos="0" relativeHeight="251658240" behindDoc="0" locked="0" layoutInCell="1" allowOverlap="1" wp14:anchorId="06F5265F" wp14:editId="44BE75F2">
+            <wp:simplePos x="0" y="0"/>
+            <wp:positionH relativeFrom="column">
+              <wp:posOffset>1710690</wp:posOffset>
+            </wp:positionH>
+            <wp:positionV relativeFrom="paragraph">
+              <wp:posOffset>2457450</wp:posOffset>
+            </wp:positionV>
+            <wp:extent cx="3953427" cy="7297168"/>
+            <wp:effectExtent l="0" t="0" r="9525" b="0"/>
+            <wp:wrapNone/>
+            <wp:docPr id="295650184" name="Рисунок 1"/>
+            <wp:cNvGraphicFramePr>
+              <a:graphicFrameLocks xmlns:a="http://schemas.openxmlformats.org/drawingml/2006/main" noChangeAspect="1"/>
+            </wp:cNvGraphicFramePr>
+            <a:graphic xmlns:a="http://schemas.openxmlformats.org/drawingml/2006/main">
+              <a:graphicData uri="http://schemas.openxmlformats.org/drawingml/2006/picture">
+                <pic:pic xmlns:pic="http://schemas.openxmlformats.org/drawingml/2006/picture">
+                  <pic:nvPicPr>
+                    <pic:cNvPr id="295650184" name=""/>
+                    <pic:cNvPicPr/>
+                  </pic:nvPicPr>
+                  <pic:blipFill>
+                    <a:blip r:embed="rId9">
+                      <a:extLst>
+                        <a:ext uri="{28A0092B-C50C-407E-A947-70E740481C1C}">
+                          <a14:useLocalDpi xmlns:a14="http://schemas.microsoft.com/office/drawing/2010/main" val="0"/>
+                        </a:ext>
+                      </a:extLst>
+                    </a:blip>
+                    <a:stretch>
+                      <a:fillRect/>
+                    </a:stretch>
+                  </pic:blipFill>
+                  <pic:spPr>
+                    <a:xfrm>
+                      <a:off x="0" y="0"/>
+                      <a:ext cx="3953427" cy="7297168"/>
+                    </a:xfrm>
+                    <a:prstGeom prst="rect">
+                      <a:avLst/>
+                    </a:prstGeom>
+                  </pic:spPr>
+                </pic:pic>
+              </a:graphicData>
+            </a:graphic>
+          </wp:anchor>
+        </w:drawing>
+      </w:r>
+      <w:r>
+        <w:rPr>
+          <w:rFonts w:ascii="Times New Roman" w:eastAsia="Times New Roman" w:hAnsi="Times New Roman" w:cs="Times New Roman"/>
           <w:b/>
           <w:bCs/>
           <w:color w:val="000000"/>
@@ -2931,6 +3102,326 @@
         </w:rPr>
         <w:t>) и премиум-модель монетизации.</w:t>
       </w:r>
+    </w:p>
+    <w:p>
+      <w:pPr>
+        <w:keepNext/>
+        <w:keepLines/>
+        <w:pBdr>
+          <w:top w:val="nil"/>
+          <w:left w:val="nil"/>
+          <w:bottom w:val="nil"/>
+          <w:right w:val="nil"/>
+          <w:between w:val="nil"/>
+        </w:pBdr>
+        <w:spacing w:after="0" w:line="360" w:lineRule="auto"/>
+        <w:rPr>
+          <w:rFonts w:ascii="Times New Roman" w:eastAsia="Times New Roman" w:hAnsi="Times New Roman" w:cs="Times New Roman"/>
+          <w:color w:val="000000"/>
+          <w:sz w:val="28"/>
+          <w:szCs w:val="28"/>
+        </w:rPr>
+      </w:pPr>
+    </w:p>
+    <w:p>
+      <w:pPr>
+        <w:keepNext/>
+        <w:keepLines/>
+        <w:pBdr>
+          <w:top w:val="nil"/>
+          <w:left w:val="nil"/>
+          <w:bottom w:val="nil"/>
+          <w:right w:val="nil"/>
+          <w:between w:val="nil"/>
+        </w:pBdr>
+        <w:spacing w:after="0" w:line="360" w:lineRule="auto"/>
+        <w:rPr>
+          <w:rFonts w:ascii="Times New Roman" w:eastAsia="Times New Roman" w:hAnsi="Times New Roman" w:cs="Times New Roman"/>
+          <w:color w:val="000000"/>
+          <w:sz w:val="28"/>
+          <w:szCs w:val="28"/>
+        </w:rPr>
+      </w:pPr>
+    </w:p>
+    <w:p>
+      <w:pPr>
+        <w:keepNext/>
+        <w:keepLines/>
+        <w:pBdr>
+          <w:top w:val="nil"/>
+          <w:left w:val="nil"/>
+          <w:bottom w:val="nil"/>
+          <w:right w:val="nil"/>
+          <w:between w:val="nil"/>
+        </w:pBdr>
+        <w:spacing w:after="0" w:line="360" w:lineRule="auto"/>
+        <w:rPr>
+          <w:rFonts w:ascii="Times New Roman" w:eastAsia="Times New Roman" w:hAnsi="Times New Roman" w:cs="Times New Roman"/>
+          <w:color w:val="000000"/>
+          <w:sz w:val="28"/>
+          <w:szCs w:val="28"/>
+        </w:rPr>
+      </w:pPr>
+    </w:p>
+    <w:p>
+      <w:pPr>
+        <w:keepNext/>
+        <w:keepLines/>
+        <w:pBdr>
+          <w:top w:val="nil"/>
+          <w:left w:val="nil"/>
+          <w:bottom w:val="nil"/>
+          <w:right w:val="nil"/>
+          <w:between w:val="nil"/>
+        </w:pBdr>
+        <w:spacing w:after="0" w:line="360" w:lineRule="auto"/>
+        <w:rPr>
+          <w:rFonts w:ascii="Times New Roman" w:eastAsia="Times New Roman" w:hAnsi="Times New Roman" w:cs="Times New Roman"/>
+          <w:color w:val="000000"/>
+          <w:sz w:val="28"/>
+          <w:szCs w:val="28"/>
+        </w:rPr>
+      </w:pPr>
+    </w:p>
+    <w:p>
+      <w:pPr>
+        <w:keepNext/>
+        <w:keepLines/>
+        <w:pBdr>
+          <w:top w:val="nil"/>
+          <w:left w:val="nil"/>
+          <w:bottom w:val="nil"/>
+          <w:right w:val="nil"/>
+          <w:between w:val="nil"/>
+        </w:pBdr>
+        <w:spacing w:after="0" w:line="360" w:lineRule="auto"/>
+        <w:rPr>
+          <w:rFonts w:ascii="Times New Roman" w:eastAsia="Times New Roman" w:hAnsi="Times New Roman" w:cs="Times New Roman"/>
+          <w:color w:val="000000"/>
+          <w:sz w:val="28"/>
+          <w:szCs w:val="28"/>
+        </w:rPr>
+      </w:pPr>
+    </w:p>
+    <w:p>
+      <w:pPr>
+        <w:keepNext/>
+        <w:keepLines/>
+        <w:pBdr>
+          <w:top w:val="nil"/>
+          <w:left w:val="nil"/>
+          <w:bottom w:val="nil"/>
+          <w:right w:val="nil"/>
+          <w:between w:val="nil"/>
+        </w:pBdr>
+        <w:spacing w:after="0" w:line="360" w:lineRule="auto"/>
+        <w:rPr>
+          <w:rFonts w:ascii="Times New Roman" w:eastAsia="Times New Roman" w:hAnsi="Times New Roman" w:cs="Times New Roman"/>
+          <w:color w:val="000000"/>
+          <w:sz w:val="28"/>
+          <w:szCs w:val="28"/>
+        </w:rPr>
+      </w:pPr>
+    </w:p>
+    <w:p>
+      <w:pPr>
+        <w:keepNext/>
+        <w:keepLines/>
+        <w:pBdr>
+          <w:top w:val="nil"/>
+          <w:left w:val="nil"/>
+          <w:bottom w:val="nil"/>
+          <w:right w:val="nil"/>
+          <w:between w:val="nil"/>
+        </w:pBdr>
+        <w:spacing w:after="0" w:line="360" w:lineRule="auto"/>
+        <w:rPr>
+          <w:rFonts w:ascii="Times New Roman" w:eastAsia="Times New Roman" w:hAnsi="Times New Roman" w:cs="Times New Roman"/>
+          <w:color w:val="000000"/>
+          <w:sz w:val="28"/>
+          <w:szCs w:val="28"/>
+        </w:rPr>
+      </w:pPr>
+    </w:p>
+    <w:p>
+      <w:pPr>
+        <w:keepNext/>
+        <w:keepLines/>
+        <w:pBdr>
+          <w:top w:val="nil"/>
+          <w:left w:val="nil"/>
+          <w:bottom w:val="nil"/>
+          <w:right w:val="nil"/>
+          <w:between w:val="nil"/>
+        </w:pBdr>
+        <w:spacing w:after="0" w:line="360" w:lineRule="auto"/>
+        <w:rPr>
+          <w:rFonts w:ascii="Times New Roman" w:eastAsia="Times New Roman" w:hAnsi="Times New Roman" w:cs="Times New Roman"/>
+          <w:color w:val="000000"/>
+          <w:sz w:val="28"/>
+          <w:szCs w:val="28"/>
+        </w:rPr>
+      </w:pPr>
+    </w:p>
+    <w:p>
+      <w:pPr>
+        <w:keepNext/>
+        <w:keepLines/>
+        <w:pBdr>
+          <w:top w:val="nil"/>
+          <w:left w:val="nil"/>
+          <w:bottom w:val="nil"/>
+          <w:right w:val="nil"/>
+          <w:between w:val="nil"/>
+        </w:pBdr>
+        <w:spacing w:after="0" w:line="360" w:lineRule="auto"/>
+        <w:rPr>
+          <w:rFonts w:ascii="Times New Roman" w:eastAsia="Times New Roman" w:hAnsi="Times New Roman" w:cs="Times New Roman"/>
+          <w:color w:val="000000"/>
+          <w:sz w:val="28"/>
+          <w:szCs w:val="28"/>
+        </w:rPr>
+      </w:pPr>
+    </w:p>
+    <w:p>
+      <w:pPr>
+        <w:keepNext/>
+        <w:keepLines/>
+        <w:pBdr>
+          <w:top w:val="nil"/>
+          <w:left w:val="nil"/>
+          <w:bottom w:val="nil"/>
+          <w:right w:val="nil"/>
+          <w:between w:val="nil"/>
+        </w:pBdr>
+        <w:spacing w:after="0" w:line="360" w:lineRule="auto"/>
+        <w:rPr>
+          <w:rFonts w:ascii="Times New Roman" w:eastAsia="Times New Roman" w:hAnsi="Times New Roman" w:cs="Times New Roman"/>
+          <w:color w:val="000000"/>
+          <w:sz w:val="28"/>
+          <w:szCs w:val="28"/>
+        </w:rPr>
+      </w:pPr>
+    </w:p>
+    <w:p>
+      <w:pPr>
+        <w:keepNext/>
+        <w:keepLines/>
+        <w:pBdr>
+          <w:top w:val="nil"/>
+          <w:left w:val="nil"/>
+          <w:bottom w:val="nil"/>
+          <w:right w:val="nil"/>
+          <w:between w:val="nil"/>
+        </w:pBdr>
+        <w:spacing w:after="0" w:line="360" w:lineRule="auto"/>
+        <w:rPr>
+          <w:rFonts w:ascii="Times New Roman" w:eastAsia="Times New Roman" w:hAnsi="Times New Roman" w:cs="Times New Roman"/>
+          <w:color w:val="000000"/>
+          <w:sz w:val="28"/>
+          <w:szCs w:val="28"/>
+        </w:rPr>
+      </w:pPr>
+    </w:p>
+    <w:p>
+      <w:pPr>
+        <w:keepNext/>
+        <w:keepLines/>
+        <w:pBdr>
+          <w:top w:val="nil"/>
+          <w:left w:val="nil"/>
+          <w:bottom w:val="nil"/>
+          <w:right w:val="nil"/>
+          <w:between w:val="nil"/>
+        </w:pBdr>
+        <w:spacing w:after="0" w:line="360" w:lineRule="auto"/>
+        <w:rPr>
+          <w:rFonts w:ascii="Times New Roman" w:eastAsia="Times New Roman" w:hAnsi="Times New Roman" w:cs="Times New Roman"/>
+          <w:color w:val="000000"/>
+          <w:sz w:val="28"/>
+          <w:szCs w:val="28"/>
+        </w:rPr>
+      </w:pPr>
+    </w:p>
+    <w:p>
+      <w:pPr>
+        <w:keepNext/>
+        <w:keepLines/>
+        <w:pBdr>
+          <w:top w:val="nil"/>
+          <w:left w:val="nil"/>
+          <w:bottom w:val="nil"/>
+          <w:right w:val="nil"/>
+          <w:between w:val="nil"/>
+        </w:pBdr>
+        <w:spacing w:after="0" w:line="360" w:lineRule="auto"/>
+        <w:rPr>
+          <w:rFonts w:ascii="Times New Roman" w:eastAsia="Times New Roman" w:hAnsi="Times New Roman" w:cs="Times New Roman"/>
+          <w:color w:val="000000"/>
+          <w:sz w:val="28"/>
+          <w:szCs w:val="28"/>
+        </w:rPr>
+      </w:pPr>
+    </w:p>
+    <w:p>
+      <w:pPr>
+        <w:keepNext/>
+        <w:keepLines/>
+        <w:pBdr>
+          <w:top w:val="nil"/>
+          <w:left w:val="nil"/>
+          <w:bottom w:val="nil"/>
+          <w:right w:val="nil"/>
+          <w:between w:val="nil"/>
+        </w:pBdr>
+        <w:spacing w:after="0" w:line="360" w:lineRule="auto"/>
+        <w:rPr>
+          <w:rFonts w:ascii="Times New Roman" w:eastAsia="Times New Roman" w:hAnsi="Times New Roman" w:cs="Times New Roman"/>
+          <w:color w:val="000000"/>
+          <w:sz w:val="28"/>
+          <w:szCs w:val="28"/>
+        </w:rPr>
+      </w:pPr>
+    </w:p>
+    <w:p>
+      <w:pPr>
+        <w:keepNext/>
+        <w:keepLines/>
+        <w:pBdr>
+          <w:top w:val="nil"/>
+          <w:left w:val="nil"/>
+          <w:bottom w:val="nil"/>
+          <w:right w:val="nil"/>
+          <w:between w:val="nil"/>
+        </w:pBdr>
+        <w:spacing w:after="0" w:line="360" w:lineRule="auto"/>
+        <w:rPr>
+          <w:rFonts w:ascii="Times New Roman" w:eastAsia="Times New Roman" w:hAnsi="Times New Roman" w:cs="Times New Roman"/>
+          <w:color w:val="000000"/>
+          <w:sz w:val="28"/>
+          <w:szCs w:val="28"/>
+        </w:rPr>
+      </w:pPr>
+    </w:p>
+    <w:p>
+      <w:pPr>
+        <w:keepNext/>
+        <w:keepLines/>
+        <w:pBdr>
+          <w:top w:val="nil"/>
+          <w:left w:val="nil"/>
+          <w:bottom w:val="nil"/>
+          <w:right w:val="nil"/>
+          <w:between w:val="nil"/>
+        </w:pBdr>
+        <w:spacing w:after="0" w:line="360" w:lineRule="auto"/>
+        <w:rPr>
+          <w:rFonts w:ascii="Times New Roman" w:eastAsia="Times New Roman" w:hAnsi="Times New Roman" w:cs="Times New Roman"/>
+          <w:color w:val="000000"/>
+          <w:sz w:val="28"/>
+          <w:szCs w:val="28"/>
+        </w:rPr>
+      </w:pPr>
     </w:p>
     <w:p>
       <w:pPr>
@@ -3299,8 +3790,368 @@
           <w:sz w:val="28"/>
           <w:szCs w:val="28"/>
         </w:rPr>
+        <w:drawing>
+          <wp:anchor distT="0" distB="0" distL="114300" distR="114300" simplePos="0" relativeHeight="251660288" behindDoc="0" locked="0" layoutInCell="1" allowOverlap="1" wp14:anchorId="374EC71A" wp14:editId="6E50E5D3">
+            <wp:simplePos x="0" y="0"/>
+            <wp:positionH relativeFrom="column">
+              <wp:posOffset>1116330</wp:posOffset>
+            </wp:positionH>
+            <wp:positionV relativeFrom="paragraph">
+              <wp:posOffset>226695</wp:posOffset>
+            </wp:positionV>
+            <wp:extent cx="3667125" cy="6261735"/>
+            <wp:effectExtent l="0" t="0" r="9525" b="5715"/>
+            <wp:wrapNone/>
+            <wp:docPr id="1819929857" name="Рисунок 1"/>
+            <wp:cNvGraphicFramePr>
+              <a:graphicFrameLocks xmlns:a="http://schemas.openxmlformats.org/drawingml/2006/main" noChangeAspect="1"/>
+            </wp:cNvGraphicFramePr>
+            <a:graphic xmlns:a="http://schemas.openxmlformats.org/drawingml/2006/main">
+              <a:graphicData uri="http://schemas.openxmlformats.org/drawingml/2006/picture">
+                <pic:pic xmlns:pic="http://schemas.openxmlformats.org/drawingml/2006/picture">
+                  <pic:nvPicPr>
+                    <pic:cNvPr id="1819929857" name=""/>
+                    <pic:cNvPicPr/>
+                  </pic:nvPicPr>
+                  <pic:blipFill>
+                    <a:blip r:embed="rId10">
+                      <a:extLst>
+                        <a:ext uri="{28A0092B-C50C-407E-A947-70E740481C1C}">
+                          <a14:useLocalDpi xmlns:a14="http://schemas.microsoft.com/office/drawing/2010/main" val="0"/>
+                        </a:ext>
+                      </a:extLst>
+                    </a:blip>
+                    <a:stretch>
+                      <a:fillRect/>
+                    </a:stretch>
+                  </pic:blipFill>
+                  <pic:spPr>
+                    <a:xfrm>
+                      <a:off x="0" y="0"/>
+                      <a:ext cx="3667125" cy="6261735"/>
+                    </a:xfrm>
+                    <a:prstGeom prst="rect">
+                      <a:avLst/>
+                    </a:prstGeom>
+                  </pic:spPr>
+                </pic:pic>
+              </a:graphicData>
+            </a:graphic>
+            <wp14:sizeRelV relativeFrom="margin">
+              <wp14:pctHeight>0</wp14:pctHeight>
+            </wp14:sizeRelV>
+          </wp:anchor>
+        </w:drawing>
+      </w:r>
+      <w:r>
+        <w:rPr>
+          <w:rFonts w:ascii="Times New Roman" w:eastAsia="Times New Roman" w:hAnsi="Times New Roman" w:cs="Times New Roman"/>
+          <w:color w:val="000000"/>
+          <w:sz w:val="28"/>
+          <w:szCs w:val="28"/>
+        </w:rPr>
         <w:t>Подготовку к итоговой защите проекта.</w:t>
       </w:r>
+    </w:p>
+    <w:p>
+      <w:pPr>
+        <w:keepNext/>
+        <w:keepLines/>
+        <w:pBdr>
+          <w:top w:val="nil"/>
+          <w:left w:val="nil"/>
+          <w:bottom w:val="nil"/>
+          <w:right w:val="nil"/>
+          <w:between w:val="nil"/>
+        </w:pBdr>
+        <w:spacing w:after="0" w:line="360" w:lineRule="auto"/>
+        <w:rPr>
+          <w:rFonts w:ascii="Times New Roman" w:eastAsia="Times New Roman" w:hAnsi="Times New Roman" w:cs="Times New Roman"/>
+          <w:color w:val="000000"/>
+          <w:sz w:val="28"/>
+          <w:szCs w:val="28"/>
+        </w:rPr>
+      </w:pPr>
+    </w:p>
+    <w:p>
+      <w:pPr>
+        <w:keepNext/>
+        <w:keepLines/>
+        <w:pBdr>
+          <w:top w:val="nil"/>
+          <w:left w:val="nil"/>
+          <w:bottom w:val="nil"/>
+          <w:right w:val="nil"/>
+          <w:between w:val="nil"/>
+        </w:pBdr>
+        <w:spacing w:after="0" w:line="360" w:lineRule="auto"/>
+        <w:rPr>
+          <w:rFonts w:ascii="Times New Roman" w:eastAsia="Times New Roman" w:hAnsi="Times New Roman" w:cs="Times New Roman"/>
+          <w:color w:val="000000"/>
+          <w:sz w:val="28"/>
+          <w:szCs w:val="28"/>
+        </w:rPr>
+      </w:pPr>
+    </w:p>
+    <w:p>
+      <w:pPr>
+        <w:keepNext/>
+        <w:keepLines/>
+        <w:pBdr>
+          <w:top w:val="nil"/>
+          <w:left w:val="nil"/>
+          <w:bottom w:val="nil"/>
+          <w:right w:val="nil"/>
+          <w:between w:val="nil"/>
+        </w:pBdr>
+        <w:spacing w:after="0" w:line="360" w:lineRule="auto"/>
+        <w:rPr>
+          <w:rFonts w:ascii="Times New Roman" w:eastAsia="Times New Roman" w:hAnsi="Times New Roman" w:cs="Times New Roman"/>
+          <w:color w:val="000000"/>
+          <w:sz w:val="28"/>
+          <w:szCs w:val="28"/>
+        </w:rPr>
+      </w:pPr>
+    </w:p>
+    <w:p>
+      <w:pPr>
+        <w:keepNext/>
+        <w:keepLines/>
+        <w:pBdr>
+          <w:top w:val="nil"/>
+          <w:left w:val="nil"/>
+          <w:bottom w:val="nil"/>
+          <w:right w:val="nil"/>
+          <w:between w:val="nil"/>
+        </w:pBdr>
+        <w:spacing w:after="0" w:line="360" w:lineRule="auto"/>
+        <w:rPr>
+          <w:rFonts w:ascii="Times New Roman" w:eastAsia="Times New Roman" w:hAnsi="Times New Roman" w:cs="Times New Roman"/>
+          <w:color w:val="000000"/>
+          <w:sz w:val="28"/>
+          <w:szCs w:val="28"/>
+        </w:rPr>
+      </w:pPr>
+    </w:p>
+    <w:p>
+      <w:pPr>
+        <w:keepNext/>
+        <w:keepLines/>
+        <w:pBdr>
+          <w:top w:val="nil"/>
+          <w:left w:val="nil"/>
+          <w:bottom w:val="nil"/>
+          <w:right w:val="nil"/>
+          <w:between w:val="nil"/>
+        </w:pBdr>
+        <w:spacing w:after="0" w:line="360" w:lineRule="auto"/>
+        <w:rPr>
+          <w:rFonts w:ascii="Times New Roman" w:eastAsia="Times New Roman" w:hAnsi="Times New Roman" w:cs="Times New Roman"/>
+          <w:color w:val="000000"/>
+          <w:sz w:val="28"/>
+          <w:szCs w:val="28"/>
+        </w:rPr>
+      </w:pPr>
+    </w:p>
+    <w:p>
+      <w:pPr>
+        <w:keepNext/>
+        <w:keepLines/>
+        <w:pBdr>
+          <w:top w:val="nil"/>
+          <w:left w:val="nil"/>
+          <w:bottom w:val="nil"/>
+          <w:right w:val="nil"/>
+          <w:between w:val="nil"/>
+        </w:pBdr>
+        <w:spacing w:after="0" w:line="360" w:lineRule="auto"/>
+        <w:rPr>
+          <w:rFonts w:ascii="Times New Roman" w:eastAsia="Times New Roman" w:hAnsi="Times New Roman" w:cs="Times New Roman"/>
+          <w:color w:val="000000"/>
+          <w:sz w:val="28"/>
+          <w:szCs w:val="28"/>
+        </w:rPr>
+      </w:pPr>
+    </w:p>
+    <w:p>
+      <w:pPr>
+        <w:keepNext/>
+        <w:keepLines/>
+        <w:pBdr>
+          <w:top w:val="nil"/>
+          <w:left w:val="nil"/>
+          <w:bottom w:val="nil"/>
+          <w:right w:val="nil"/>
+          <w:between w:val="nil"/>
+        </w:pBdr>
+        <w:spacing w:after="0" w:line="360" w:lineRule="auto"/>
+        <w:rPr>
+          <w:rFonts w:ascii="Times New Roman" w:eastAsia="Times New Roman" w:hAnsi="Times New Roman" w:cs="Times New Roman"/>
+          <w:color w:val="000000"/>
+          <w:sz w:val="28"/>
+          <w:szCs w:val="28"/>
+        </w:rPr>
+      </w:pPr>
+    </w:p>
+    <w:p>
+      <w:pPr>
+        <w:keepNext/>
+        <w:keepLines/>
+        <w:pBdr>
+          <w:top w:val="nil"/>
+          <w:left w:val="nil"/>
+          <w:bottom w:val="nil"/>
+          <w:right w:val="nil"/>
+          <w:between w:val="nil"/>
+        </w:pBdr>
+        <w:spacing w:after="0" w:line="360" w:lineRule="auto"/>
+        <w:rPr>
+          <w:rFonts w:ascii="Times New Roman" w:eastAsia="Times New Roman" w:hAnsi="Times New Roman" w:cs="Times New Roman"/>
+          <w:color w:val="000000"/>
+          <w:sz w:val="28"/>
+          <w:szCs w:val="28"/>
+        </w:rPr>
+      </w:pPr>
+    </w:p>
+    <w:p>
+      <w:pPr>
+        <w:keepNext/>
+        <w:keepLines/>
+        <w:pBdr>
+          <w:top w:val="nil"/>
+          <w:left w:val="nil"/>
+          <w:bottom w:val="nil"/>
+          <w:right w:val="nil"/>
+          <w:between w:val="nil"/>
+        </w:pBdr>
+        <w:spacing w:after="0" w:line="360" w:lineRule="auto"/>
+        <w:rPr>
+          <w:rFonts w:ascii="Times New Roman" w:eastAsia="Times New Roman" w:hAnsi="Times New Roman" w:cs="Times New Roman"/>
+          <w:color w:val="000000"/>
+          <w:sz w:val="28"/>
+          <w:szCs w:val="28"/>
+        </w:rPr>
+      </w:pPr>
+    </w:p>
+    <w:p>
+      <w:pPr>
+        <w:keepNext/>
+        <w:keepLines/>
+        <w:pBdr>
+          <w:top w:val="nil"/>
+          <w:left w:val="nil"/>
+          <w:bottom w:val="nil"/>
+          <w:right w:val="nil"/>
+          <w:between w:val="nil"/>
+        </w:pBdr>
+        <w:spacing w:after="0" w:line="360" w:lineRule="auto"/>
+        <w:rPr>
+          <w:rFonts w:ascii="Times New Roman" w:eastAsia="Times New Roman" w:hAnsi="Times New Roman" w:cs="Times New Roman"/>
+          <w:color w:val="000000"/>
+          <w:sz w:val="28"/>
+          <w:szCs w:val="28"/>
+        </w:rPr>
+      </w:pPr>
+    </w:p>
+    <w:p>
+      <w:pPr>
+        <w:keepNext/>
+        <w:keepLines/>
+        <w:pBdr>
+          <w:top w:val="nil"/>
+          <w:left w:val="nil"/>
+          <w:bottom w:val="nil"/>
+          <w:right w:val="nil"/>
+          <w:between w:val="nil"/>
+        </w:pBdr>
+        <w:spacing w:after="0" w:line="360" w:lineRule="auto"/>
+        <w:rPr>
+          <w:rFonts w:ascii="Times New Roman" w:eastAsia="Times New Roman" w:hAnsi="Times New Roman" w:cs="Times New Roman"/>
+          <w:color w:val="000000"/>
+          <w:sz w:val="28"/>
+          <w:szCs w:val="28"/>
+        </w:rPr>
+      </w:pPr>
+    </w:p>
+    <w:p>
+      <w:pPr>
+        <w:keepNext/>
+        <w:keepLines/>
+        <w:pBdr>
+          <w:top w:val="nil"/>
+          <w:left w:val="nil"/>
+          <w:bottom w:val="nil"/>
+          <w:right w:val="nil"/>
+          <w:between w:val="nil"/>
+        </w:pBdr>
+        <w:spacing w:after="0" w:line="360" w:lineRule="auto"/>
+        <w:rPr>
+          <w:rFonts w:ascii="Times New Roman" w:eastAsia="Times New Roman" w:hAnsi="Times New Roman" w:cs="Times New Roman"/>
+          <w:color w:val="000000"/>
+          <w:sz w:val="28"/>
+          <w:szCs w:val="28"/>
+        </w:rPr>
+      </w:pPr>
+    </w:p>
+    <w:p>
+      <w:pPr>
+        <w:keepNext/>
+        <w:keepLines/>
+        <w:pBdr>
+          <w:top w:val="nil"/>
+          <w:left w:val="nil"/>
+          <w:bottom w:val="nil"/>
+          <w:right w:val="nil"/>
+          <w:between w:val="nil"/>
+        </w:pBdr>
+        <w:spacing w:after="0" w:line="360" w:lineRule="auto"/>
+        <w:rPr>
+          <w:rFonts w:ascii="Times New Roman" w:eastAsia="Times New Roman" w:hAnsi="Times New Roman" w:cs="Times New Roman"/>
+          <w:color w:val="000000"/>
+          <w:sz w:val="28"/>
+          <w:szCs w:val="28"/>
+        </w:rPr>
+      </w:pPr>
+    </w:p>
+    <w:p>
+      <w:pPr>
+        <w:keepNext/>
+        <w:keepLines/>
+        <w:pBdr>
+          <w:top w:val="nil"/>
+          <w:left w:val="nil"/>
+          <w:bottom w:val="nil"/>
+          <w:right w:val="nil"/>
+          <w:between w:val="nil"/>
+        </w:pBdr>
+        <w:spacing w:after="0" w:line="360" w:lineRule="auto"/>
+        <w:rPr>
+          <w:rFonts w:ascii="Times New Roman" w:eastAsia="Times New Roman" w:hAnsi="Times New Roman" w:cs="Times New Roman"/>
+          <w:color w:val="000000"/>
+          <w:sz w:val="28"/>
+          <w:szCs w:val="28"/>
+        </w:rPr>
+      </w:pPr>
+    </w:p>
+    <w:p>
+      <w:pPr>
+        <w:keepNext/>
+        <w:keepLines/>
+        <w:pBdr>
+          <w:top w:val="nil"/>
+          <w:left w:val="nil"/>
+          <w:bottom w:val="nil"/>
+          <w:right w:val="nil"/>
+          <w:between w:val="nil"/>
+        </w:pBdr>
+        <w:spacing w:after="0" w:line="360" w:lineRule="auto"/>
+        <w:rPr>
+          <w:rFonts w:ascii="Times New Roman" w:eastAsia="Times New Roman" w:hAnsi="Times New Roman" w:cs="Times New Roman"/>
+          <w:color w:val="000000"/>
+          <w:sz w:val="28"/>
+          <w:szCs w:val="28"/>
+        </w:rPr>
+      </w:pPr>
     </w:p>
     <w:p>
       <w:pPr>
@@ -3334,6 +4185,7 @@
           <w:sz w:val="28"/>
           <w:szCs w:val="28"/>
         </w:rPr>
+        <w:lastRenderedPageBreak/>
         <w:t>Ресурсы (resources.html):</w:t>
       </w:r>
       <w:r>
@@ -3366,7 +4218,7 @@
         </w:rPr>
         <w:t xml:space="preserve">), официальный портал ПАО «Ростелеком» (как организатора ИТ-мероприятия) и профильное сообщество </w:t>
       </w:r>
-      <w:hyperlink r:id="rId8" w:tgtFrame="_blank" w:history="1">
+      <w:hyperlink r:id="rId11" w:tgtFrame="_blank" w:history="1">
         <w:r>
           <w:rPr>
             <w:rStyle w:val="a8"/>
@@ -3399,6 +4251,70 @@
           <w:between w:val="nil"/>
         </w:pBdr>
         <w:spacing w:after="0" w:line="360" w:lineRule="auto"/>
+        <w:ind w:left="720"/>
+        <w:rPr>
+          <w:rFonts w:ascii="Times New Roman" w:eastAsia="Times New Roman" w:hAnsi="Times New Roman" w:cs="Times New Roman"/>
+          <w:color w:val="000000"/>
+          <w:sz w:val="28"/>
+          <w:szCs w:val="28"/>
+        </w:rPr>
+      </w:pPr>
+      <w:r>
+        <w:rPr>
+          <w:rFonts w:ascii="Times New Roman" w:eastAsia="Times New Roman" w:hAnsi="Times New Roman" w:cs="Times New Roman"/>
+          <w:color w:val="000000"/>
+          <w:sz w:val="28"/>
+          <w:szCs w:val="28"/>
+        </w:rPr>
+        <w:drawing>
+          <wp:inline distT="0" distB="0" distL="0" distR="0" wp14:anchorId="23C5EC73" wp14:editId="5209E231">
+            <wp:extent cx="6300470" cy="3164205"/>
+            <wp:effectExtent l="0" t="0" r="5080" b="0"/>
+            <wp:docPr id="1586849693" name="Рисунок 1"/>
+            <wp:cNvGraphicFramePr>
+              <a:graphicFrameLocks xmlns:a="http://schemas.openxmlformats.org/drawingml/2006/main" noChangeAspect="1"/>
+            </wp:cNvGraphicFramePr>
+            <a:graphic xmlns:a="http://schemas.openxmlformats.org/drawingml/2006/main">
+              <a:graphicData uri="http://schemas.openxmlformats.org/drawingml/2006/picture">
+                <pic:pic xmlns:pic="http://schemas.openxmlformats.org/drawingml/2006/picture">
+                  <pic:nvPicPr>
+                    <pic:cNvPr id="1586849693" name=""/>
+                    <pic:cNvPicPr/>
+                  </pic:nvPicPr>
+                  <pic:blipFill>
+                    <a:blip r:embed="rId12"/>
+                    <a:stretch>
+                      <a:fillRect/>
+                    </a:stretch>
+                  </pic:blipFill>
+                  <pic:spPr>
+                    <a:xfrm>
+                      <a:off x="0" y="0"/>
+                      <a:ext cx="6300470" cy="3164205"/>
+                    </a:xfrm>
+                    <a:prstGeom prst="rect">
+                      <a:avLst/>
+                    </a:prstGeom>
+                  </pic:spPr>
+                </pic:pic>
+              </a:graphicData>
+            </a:graphic>
+          </wp:inline>
+        </w:drawing>
+      </w:r>
+    </w:p>
+    <w:p>
+      <w:pPr>
+        <w:keepNext/>
+        <w:keepLines/>
+        <w:pBdr>
+          <w:top w:val="nil"/>
+          <w:left w:val="nil"/>
+          <w:bottom w:val="nil"/>
+          <w:right w:val="nil"/>
+          <w:between w:val="nil"/>
+        </w:pBdr>
+        <w:spacing w:after="0" w:line="360" w:lineRule="auto"/>
         <w:rPr>
           <w:rFonts w:ascii="Times New Roman" w:eastAsia="Times New Roman" w:hAnsi="Times New Roman" w:cs="Times New Roman"/>
           <w:b/>
@@ -3408,7 +4324,19 @@
           <w:szCs w:val="28"/>
         </w:rPr>
       </w:pPr>
-      <w:r>
+    </w:p>
+    <w:p>
+      <w:pPr>
+        <w:keepNext/>
+        <w:keepLines/>
+        <w:pBdr>
+          <w:top w:val="nil"/>
+          <w:left w:val="nil"/>
+          <w:bottom w:val="nil"/>
+          <w:right w:val="nil"/>
+          <w:between w:val="nil"/>
+        </w:pBdr>
+        <w:spacing w:after="0" w:line="360" w:lineRule="auto"/>
         <w:rPr>
           <w:rFonts w:ascii="Times New Roman" w:eastAsia="Times New Roman" w:hAnsi="Times New Roman" w:cs="Times New Roman"/>
           <w:b/>
@@ -3417,6 +4345,308 @@
           <w:sz w:val="28"/>
           <w:szCs w:val="28"/>
         </w:rPr>
+      </w:pPr>
+    </w:p>
+    <w:p>
+      <w:pPr>
+        <w:keepNext/>
+        <w:keepLines/>
+        <w:pBdr>
+          <w:top w:val="nil"/>
+          <w:left w:val="nil"/>
+          <w:bottom w:val="nil"/>
+          <w:right w:val="nil"/>
+          <w:between w:val="nil"/>
+        </w:pBdr>
+        <w:spacing w:after="0" w:line="360" w:lineRule="auto"/>
+        <w:rPr>
+          <w:rFonts w:ascii="Times New Roman" w:eastAsia="Times New Roman" w:hAnsi="Times New Roman" w:cs="Times New Roman"/>
+          <w:b/>
+          <w:bCs/>
+          <w:color w:val="000000"/>
+          <w:sz w:val="28"/>
+          <w:szCs w:val="28"/>
+        </w:rPr>
+      </w:pPr>
+    </w:p>
+    <w:p>
+      <w:pPr>
+        <w:keepNext/>
+        <w:keepLines/>
+        <w:pBdr>
+          <w:top w:val="nil"/>
+          <w:left w:val="nil"/>
+          <w:bottom w:val="nil"/>
+          <w:right w:val="nil"/>
+          <w:between w:val="nil"/>
+        </w:pBdr>
+        <w:spacing w:after="0" w:line="360" w:lineRule="auto"/>
+        <w:rPr>
+          <w:rFonts w:ascii="Times New Roman" w:eastAsia="Times New Roman" w:hAnsi="Times New Roman" w:cs="Times New Roman"/>
+          <w:b/>
+          <w:bCs/>
+          <w:color w:val="000000"/>
+          <w:sz w:val="28"/>
+          <w:szCs w:val="28"/>
+        </w:rPr>
+      </w:pPr>
+    </w:p>
+    <w:p>
+      <w:pPr>
+        <w:keepNext/>
+        <w:keepLines/>
+        <w:pBdr>
+          <w:top w:val="nil"/>
+          <w:left w:val="nil"/>
+          <w:bottom w:val="nil"/>
+          <w:right w:val="nil"/>
+          <w:between w:val="nil"/>
+        </w:pBdr>
+        <w:spacing w:after="0" w:line="360" w:lineRule="auto"/>
+        <w:rPr>
+          <w:rFonts w:ascii="Times New Roman" w:eastAsia="Times New Roman" w:hAnsi="Times New Roman" w:cs="Times New Roman"/>
+          <w:b/>
+          <w:bCs/>
+          <w:color w:val="000000"/>
+          <w:sz w:val="28"/>
+          <w:szCs w:val="28"/>
+        </w:rPr>
+      </w:pPr>
+    </w:p>
+    <w:p>
+      <w:pPr>
+        <w:keepNext/>
+        <w:keepLines/>
+        <w:pBdr>
+          <w:top w:val="nil"/>
+          <w:left w:val="nil"/>
+          <w:bottom w:val="nil"/>
+          <w:right w:val="nil"/>
+          <w:between w:val="nil"/>
+        </w:pBdr>
+        <w:spacing w:after="0" w:line="360" w:lineRule="auto"/>
+        <w:rPr>
+          <w:rFonts w:ascii="Times New Roman" w:eastAsia="Times New Roman" w:hAnsi="Times New Roman" w:cs="Times New Roman"/>
+          <w:b/>
+          <w:bCs/>
+          <w:color w:val="000000"/>
+          <w:sz w:val="28"/>
+          <w:szCs w:val="28"/>
+        </w:rPr>
+      </w:pPr>
+    </w:p>
+    <w:p>
+      <w:pPr>
+        <w:keepNext/>
+        <w:keepLines/>
+        <w:pBdr>
+          <w:top w:val="nil"/>
+          <w:left w:val="nil"/>
+          <w:bottom w:val="nil"/>
+          <w:right w:val="nil"/>
+          <w:between w:val="nil"/>
+        </w:pBdr>
+        <w:spacing w:after="0" w:line="360" w:lineRule="auto"/>
+        <w:rPr>
+          <w:rFonts w:ascii="Times New Roman" w:eastAsia="Times New Roman" w:hAnsi="Times New Roman" w:cs="Times New Roman"/>
+          <w:b/>
+          <w:bCs/>
+          <w:color w:val="000000"/>
+          <w:sz w:val="28"/>
+          <w:szCs w:val="28"/>
+        </w:rPr>
+      </w:pPr>
+    </w:p>
+    <w:p>
+      <w:pPr>
+        <w:keepNext/>
+        <w:keepLines/>
+        <w:pBdr>
+          <w:top w:val="nil"/>
+          <w:left w:val="nil"/>
+          <w:bottom w:val="nil"/>
+          <w:right w:val="nil"/>
+          <w:between w:val="nil"/>
+        </w:pBdr>
+        <w:spacing w:after="0" w:line="360" w:lineRule="auto"/>
+        <w:rPr>
+          <w:rFonts w:ascii="Times New Roman" w:eastAsia="Times New Roman" w:hAnsi="Times New Roman" w:cs="Times New Roman"/>
+          <w:b/>
+          <w:bCs/>
+          <w:color w:val="000000"/>
+          <w:sz w:val="28"/>
+          <w:szCs w:val="28"/>
+        </w:rPr>
+      </w:pPr>
+    </w:p>
+    <w:p>
+      <w:pPr>
+        <w:keepNext/>
+        <w:keepLines/>
+        <w:pBdr>
+          <w:top w:val="nil"/>
+          <w:left w:val="nil"/>
+          <w:bottom w:val="nil"/>
+          <w:right w:val="nil"/>
+          <w:between w:val="nil"/>
+        </w:pBdr>
+        <w:spacing w:after="0" w:line="360" w:lineRule="auto"/>
+        <w:rPr>
+          <w:rFonts w:ascii="Times New Roman" w:eastAsia="Times New Roman" w:hAnsi="Times New Roman" w:cs="Times New Roman"/>
+          <w:b/>
+          <w:bCs/>
+          <w:color w:val="000000"/>
+          <w:sz w:val="28"/>
+          <w:szCs w:val="28"/>
+        </w:rPr>
+      </w:pPr>
+    </w:p>
+    <w:p>
+      <w:pPr>
+        <w:keepNext/>
+        <w:keepLines/>
+        <w:pBdr>
+          <w:top w:val="nil"/>
+          <w:left w:val="nil"/>
+          <w:bottom w:val="nil"/>
+          <w:right w:val="nil"/>
+          <w:between w:val="nil"/>
+        </w:pBdr>
+        <w:spacing w:after="0" w:line="360" w:lineRule="auto"/>
+        <w:rPr>
+          <w:rFonts w:ascii="Times New Roman" w:eastAsia="Times New Roman" w:hAnsi="Times New Roman" w:cs="Times New Roman"/>
+          <w:b/>
+          <w:bCs/>
+          <w:color w:val="000000"/>
+          <w:sz w:val="28"/>
+          <w:szCs w:val="28"/>
+        </w:rPr>
+      </w:pPr>
+    </w:p>
+    <w:p>
+      <w:pPr>
+        <w:keepNext/>
+        <w:keepLines/>
+        <w:pBdr>
+          <w:top w:val="nil"/>
+          <w:left w:val="nil"/>
+          <w:bottom w:val="nil"/>
+          <w:right w:val="nil"/>
+          <w:between w:val="nil"/>
+        </w:pBdr>
+        <w:spacing w:after="0" w:line="360" w:lineRule="auto"/>
+        <w:rPr>
+          <w:rFonts w:ascii="Times New Roman" w:eastAsia="Times New Roman" w:hAnsi="Times New Roman" w:cs="Times New Roman"/>
+          <w:b/>
+          <w:bCs/>
+          <w:color w:val="000000"/>
+          <w:sz w:val="28"/>
+          <w:szCs w:val="28"/>
+        </w:rPr>
+      </w:pPr>
+    </w:p>
+    <w:p>
+      <w:pPr>
+        <w:keepNext/>
+        <w:keepLines/>
+        <w:pBdr>
+          <w:top w:val="nil"/>
+          <w:left w:val="nil"/>
+          <w:bottom w:val="nil"/>
+          <w:right w:val="nil"/>
+          <w:between w:val="nil"/>
+        </w:pBdr>
+        <w:spacing w:after="0" w:line="360" w:lineRule="auto"/>
+        <w:rPr>
+          <w:rFonts w:ascii="Times New Roman" w:eastAsia="Times New Roman" w:hAnsi="Times New Roman" w:cs="Times New Roman"/>
+          <w:b/>
+          <w:bCs/>
+          <w:color w:val="000000"/>
+          <w:sz w:val="28"/>
+          <w:szCs w:val="28"/>
+        </w:rPr>
+      </w:pPr>
+    </w:p>
+    <w:p>
+      <w:pPr>
+        <w:keepNext/>
+        <w:keepLines/>
+        <w:pBdr>
+          <w:top w:val="nil"/>
+          <w:left w:val="nil"/>
+          <w:bottom w:val="nil"/>
+          <w:right w:val="nil"/>
+          <w:between w:val="nil"/>
+        </w:pBdr>
+        <w:spacing w:after="0" w:line="360" w:lineRule="auto"/>
+        <w:rPr>
+          <w:rFonts w:ascii="Times New Roman" w:eastAsia="Times New Roman" w:hAnsi="Times New Roman" w:cs="Times New Roman"/>
+          <w:b/>
+          <w:bCs/>
+          <w:color w:val="000000"/>
+          <w:sz w:val="28"/>
+          <w:szCs w:val="28"/>
+        </w:rPr>
+      </w:pPr>
+    </w:p>
+    <w:p>
+      <w:pPr>
+        <w:keepNext/>
+        <w:keepLines/>
+        <w:pBdr>
+          <w:top w:val="nil"/>
+          <w:left w:val="nil"/>
+          <w:bottom w:val="nil"/>
+          <w:right w:val="nil"/>
+          <w:between w:val="nil"/>
+        </w:pBdr>
+        <w:spacing w:after="0" w:line="360" w:lineRule="auto"/>
+        <w:rPr>
+          <w:rFonts w:ascii="Times New Roman" w:eastAsia="Times New Roman" w:hAnsi="Times New Roman" w:cs="Times New Roman"/>
+          <w:b/>
+          <w:bCs/>
+          <w:color w:val="000000"/>
+          <w:sz w:val="28"/>
+          <w:szCs w:val="28"/>
+        </w:rPr>
+      </w:pPr>
+    </w:p>
+    <w:p>
+      <w:pPr>
+        <w:keepNext/>
+        <w:keepLines/>
+        <w:pBdr>
+          <w:top w:val="nil"/>
+          <w:left w:val="nil"/>
+          <w:bottom w:val="nil"/>
+          <w:right w:val="nil"/>
+          <w:between w:val="nil"/>
+        </w:pBdr>
+        <w:spacing w:after="0" w:line="360" w:lineRule="auto"/>
+        <w:rPr>
+          <w:rFonts w:ascii="Times New Roman" w:eastAsia="Times New Roman" w:hAnsi="Times New Roman" w:cs="Times New Roman"/>
+          <w:b/>
+          <w:bCs/>
+          <w:color w:val="000000"/>
+          <w:sz w:val="28"/>
+          <w:szCs w:val="28"/>
+        </w:rPr>
+      </w:pPr>
+    </w:p>
+    <w:p>
+      <w:pPr>
+        <w:pStyle w:val="af"/>
+        <w:rPr>
+          <w:b/>
+          <w:bCs/>
+        </w:rPr>
+      </w:pPr>
+      <w:r>
+        <w:rPr>
+          <w:b/>
+          <w:bCs/>
+        </w:rPr>
+        <w:lastRenderedPageBreak/>
         <w:t>Результаты взаимодействия с организацией-партнером</w:t>
       </w:r>
     </w:p>
@@ -3593,69 +4823,6 @@
           <w:between w:val="nil"/>
         </w:pBdr>
         <w:spacing w:after="0" w:line="360" w:lineRule="auto"/>
-        <w:ind w:firstLine="720"/>
-        <w:rPr>
-          <w:rFonts w:ascii="Times New Roman" w:eastAsia="Times New Roman" w:hAnsi="Times New Roman" w:cs="Times New Roman"/>
-          <w:color w:val="000000"/>
-          <w:sz w:val="28"/>
-          <w:szCs w:val="28"/>
-        </w:rPr>
-      </w:pPr>
-    </w:p>
-    <w:p>
-      <w:pPr>
-        <w:keepNext/>
-        <w:keepLines/>
-        <w:pBdr>
-          <w:top w:val="nil"/>
-          <w:left w:val="nil"/>
-          <w:bottom w:val="nil"/>
-          <w:right w:val="nil"/>
-          <w:between w:val="nil"/>
-        </w:pBdr>
-        <w:spacing w:after="0" w:line="360" w:lineRule="auto"/>
-        <w:ind w:firstLine="720"/>
-        <w:rPr>
-          <w:rFonts w:ascii="Times New Roman" w:eastAsia="Times New Roman" w:hAnsi="Times New Roman" w:cs="Times New Roman"/>
-          <w:color w:val="000000"/>
-          <w:sz w:val="28"/>
-          <w:szCs w:val="28"/>
-        </w:rPr>
-      </w:pPr>
-    </w:p>
-    <w:p>
-      <w:pPr>
-        <w:keepNext/>
-        <w:keepLines/>
-        <w:pBdr>
-          <w:top w:val="nil"/>
-          <w:left w:val="nil"/>
-          <w:bottom w:val="nil"/>
-          <w:right w:val="nil"/>
-          <w:between w:val="nil"/>
-        </w:pBdr>
-        <w:spacing w:after="0" w:line="360" w:lineRule="auto"/>
-        <w:ind w:firstLine="720"/>
-        <w:rPr>
-          <w:rFonts w:ascii="Times New Roman" w:eastAsia="Times New Roman" w:hAnsi="Times New Roman" w:cs="Times New Roman"/>
-          <w:color w:val="000000"/>
-          <w:sz w:val="28"/>
-          <w:szCs w:val="28"/>
-        </w:rPr>
-      </w:pPr>
-    </w:p>
-    <w:p>
-      <w:pPr>
-        <w:keepNext/>
-        <w:keepLines/>
-        <w:pBdr>
-          <w:top w:val="nil"/>
-          <w:left w:val="nil"/>
-          <w:bottom w:val="nil"/>
-          <w:right w:val="nil"/>
-          <w:between w:val="nil"/>
-        </w:pBdr>
-        <w:spacing w:after="0" w:line="360" w:lineRule="auto"/>
         <w:rPr>
           <w:rFonts w:ascii="Times New Roman" w:eastAsia="Times New Roman" w:hAnsi="Times New Roman" w:cs="Times New Roman"/>
           <w:b/>
@@ -3665,7 +4832,19 @@
           <w:szCs w:val="28"/>
         </w:rPr>
       </w:pPr>
-      <w:r>
+    </w:p>
+    <w:p>
+      <w:pPr>
+        <w:keepNext/>
+        <w:keepLines/>
+        <w:pBdr>
+          <w:top w:val="nil"/>
+          <w:left w:val="nil"/>
+          <w:bottom w:val="nil"/>
+          <w:right w:val="nil"/>
+          <w:between w:val="nil"/>
+        </w:pBdr>
+        <w:spacing w:after="0" w:line="360" w:lineRule="auto"/>
         <w:rPr>
           <w:rFonts w:ascii="Times New Roman" w:eastAsia="Times New Roman" w:hAnsi="Times New Roman" w:cs="Times New Roman"/>
           <w:b/>
@@ -3674,7 +4853,126 @@
           <w:sz w:val="28"/>
           <w:szCs w:val="28"/>
         </w:rPr>
-        <w:lastRenderedPageBreak/>
+      </w:pPr>
+    </w:p>
+    <w:p>
+      <w:pPr>
+        <w:keepNext/>
+        <w:keepLines/>
+        <w:pBdr>
+          <w:top w:val="nil"/>
+          <w:left w:val="nil"/>
+          <w:bottom w:val="nil"/>
+          <w:right w:val="nil"/>
+          <w:between w:val="nil"/>
+        </w:pBdr>
+        <w:spacing w:after="0" w:line="360" w:lineRule="auto"/>
+        <w:rPr>
+          <w:rFonts w:ascii="Times New Roman" w:eastAsia="Times New Roman" w:hAnsi="Times New Roman" w:cs="Times New Roman"/>
+          <w:b/>
+          <w:bCs/>
+          <w:color w:val="000000"/>
+          <w:sz w:val="28"/>
+          <w:szCs w:val="28"/>
+        </w:rPr>
+      </w:pPr>
+    </w:p>
+    <w:p>
+      <w:pPr>
+        <w:keepNext/>
+        <w:keepLines/>
+        <w:pBdr>
+          <w:top w:val="nil"/>
+          <w:left w:val="nil"/>
+          <w:bottom w:val="nil"/>
+          <w:right w:val="nil"/>
+          <w:between w:val="nil"/>
+        </w:pBdr>
+        <w:spacing w:after="0" w:line="360" w:lineRule="auto"/>
+        <w:rPr>
+          <w:rFonts w:ascii="Times New Roman" w:eastAsia="Times New Roman" w:hAnsi="Times New Roman" w:cs="Times New Roman"/>
+          <w:b/>
+          <w:bCs/>
+          <w:color w:val="000000"/>
+          <w:sz w:val="28"/>
+          <w:szCs w:val="28"/>
+        </w:rPr>
+      </w:pPr>
+    </w:p>
+    <w:p>
+      <w:pPr>
+        <w:keepNext/>
+        <w:keepLines/>
+        <w:pBdr>
+          <w:top w:val="nil"/>
+          <w:left w:val="nil"/>
+          <w:bottom w:val="nil"/>
+          <w:right w:val="nil"/>
+          <w:between w:val="nil"/>
+        </w:pBdr>
+        <w:spacing w:after="0" w:line="360" w:lineRule="auto"/>
+        <w:rPr>
+          <w:rFonts w:ascii="Times New Roman" w:eastAsia="Times New Roman" w:hAnsi="Times New Roman" w:cs="Times New Roman"/>
+          <w:b/>
+          <w:bCs/>
+          <w:color w:val="000000"/>
+          <w:sz w:val="28"/>
+          <w:szCs w:val="28"/>
+        </w:rPr>
+      </w:pPr>
+    </w:p>
+    <w:p>
+      <w:pPr>
+        <w:keepNext/>
+        <w:keepLines/>
+        <w:pBdr>
+          <w:top w:val="nil"/>
+          <w:left w:val="nil"/>
+          <w:bottom w:val="nil"/>
+          <w:right w:val="nil"/>
+          <w:between w:val="nil"/>
+        </w:pBdr>
+        <w:spacing w:after="0" w:line="360" w:lineRule="auto"/>
+        <w:rPr>
+          <w:rFonts w:ascii="Times New Roman" w:eastAsia="Times New Roman" w:hAnsi="Times New Roman" w:cs="Times New Roman"/>
+          <w:b/>
+          <w:bCs/>
+          <w:color w:val="000000"/>
+          <w:sz w:val="28"/>
+          <w:szCs w:val="28"/>
+        </w:rPr>
+      </w:pPr>
+    </w:p>
+    <w:p>
+      <w:pPr>
+        <w:keepNext/>
+        <w:keepLines/>
+        <w:pBdr>
+          <w:top w:val="nil"/>
+          <w:left w:val="nil"/>
+          <w:bottom w:val="nil"/>
+          <w:right w:val="nil"/>
+          <w:between w:val="nil"/>
+        </w:pBdr>
+        <w:spacing w:after="0" w:line="360" w:lineRule="auto"/>
+        <w:rPr>
+          <w:rFonts w:ascii="Times New Roman" w:eastAsia="Times New Roman" w:hAnsi="Times New Roman" w:cs="Times New Roman"/>
+          <w:b/>
+          <w:bCs/>
+          <w:color w:val="000000"/>
+          <w:sz w:val="28"/>
+          <w:szCs w:val="28"/>
+        </w:rPr>
+      </w:pPr>
+      <w:r>
+        <w:rPr>
+          <w:rFonts w:ascii="Times New Roman" w:eastAsia="Times New Roman" w:hAnsi="Times New Roman" w:cs="Times New Roman"/>
+          <w:b/>
+          <w:bCs/>
+          <w:color w:val="000000"/>
+          <w:sz w:val="28"/>
+          <w:szCs w:val="28"/>
+        </w:rPr>
         <w:t xml:space="preserve">Разработка компилирующего </w:t>
       </w:r>
       <w:proofErr w:type="spellStart"/>
@@ -4013,6 +5311,7 @@
           <w:sz w:val="28"/>
           <w:szCs w:val="28"/>
         </w:rPr>
+        <w:lastRenderedPageBreak/>
         <w:t xml:space="preserve">Листинг ключевого метода обработки токенов класса </w:t>
       </w:r>
       <w:proofErr w:type="spellStart"/>
@@ -4220,7 +5519,18 @@
           <w:szCs w:val="16"/>
           <w:lang w:val="en-US"/>
         </w:rPr>
-        <w:t>parse_tokens</w:t>
+        <w:t>parse_</w:t>
+      </w:r>
+      <w:proofErr w:type="gramStart"/>
+      <w:r>
+        <w:rPr>
+          <w:rFonts w:ascii="Consolas" w:eastAsia="Times New Roman" w:hAnsi="Consolas" w:cs="Times New Roman"/>
+          <w:color w:val="000000"/>
+          <w:sz w:val="16"/>
+          <w:szCs w:val="16"/>
+          <w:lang w:val="en-US"/>
+        </w:rPr>
+        <w:t>tokens</w:t>
       </w:r>
       <w:proofErr w:type="spellEnd"/>
       <w:r>
@@ -4231,7 +5541,18 @@
           <w:szCs w:val="16"/>
           <w:lang w:val="en-US"/>
         </w:rPr>
-        <w:t>(self, tokens):</w:t>
+        <w:t>(</w:t>
+      </w:r>
+      <w:proofErr w:type="gramEnd"/>
+      <w:r>
+        <w:rPr>
+          <w:rFonts w:ascii="Consolas" w:eastAsia="Times New Roman" w:hAnsi="Consolas" w:cs="Times New Roman"/>
+          <w:color w:val="000000"/>
+          <w:sz w:val="16"/>
+          <w:szCs w:val="16"/>
+          <w:lang w:val="en-US"/>
+        </w:rPr>
+        <w:t>self, tokens):</w:t>
       </w:r>
     </w:p>
     <w:p>
@@ -4263,7 +5584,29 @@
           <w:szCs w:val="16"/>
           <w:lang w:val="en-US"/>
         </w:rPr>
-        <w:t xml:space="preserve">        for token in tokens:</w:t>
+        <w:t xml:space="preserve">        </w:t>
+      </w:r>
+      <w:proofErr w:type="gramStart"/>
+      <w:r>
+        <w:rPr>
+          <w:rFonts w:ascii="Consolas" w:eastAsia="Times New Roman" w:hAnsi="Consolas" w:cs="Times New Roman"/>
+          <w:color w:val="000000"/>
+          <w:sz w:val="16"/>
+          <w:szCs w:val="16"/>
+          <w:lang w:val="en-US"/>
+        </w:rPr>
+        <w:t>for token in</w:t>
+      </w:r>
+      <w:proofErr w:type="gramEnd"/>
+      <w:r>
+        <w:rPr>
+          <w:rFonts w:ascii="Consolas" w:eastAsia="Times New Roman" w:hAnsi="Consolas" w:cs="Times New Roman"/>
+          <w:color w:val="000000"/>
+          <w:sz w:val="16"/>
+          <w:szCs w:val="16"/>
+          <w:lang w:val="en-US"/>
+        </w:rPr>
+        <w:t xml:space="preserve"> tokens:</w:t>
       </w:r>
     </w:p>
     <w:p>
@@ -4441,6 +5784,7 @@
         <w:t xml:space="preserve">if </w:t>
       </w:r>
       <w:proofErr w:type="spellStart"/>
+      <w:proofErr w:type="gramStart"/>
       <w:r>
         <w:rPr>
           <w:rFonts w:ascii="Consolas" w:eastAsia="Times New Roman" w:hAnsi="Consolas" w:cs="Times New Roman"/>
@@ -4460,7 +5804,18 @@
           <w:szCs w:val="16"/>
           <w:lang w:val="en-US"/>
         </w:rPr>
-        <w:t>("{{"):</w:t>
+        <w:t>("{{</w:t>
+      </w:r>
+      <w:proofErr w:type="gramEnd"/>
+      <w:r>
+        <w:rPr>
+          <w:rFonts w:ascii="Consolas" w:eastAsia="Times New Roman" w:hAnsi="Consolas" w:cs="Times New Roman"/>
+          <w:color w:val="000000"/>
+          <w:sz w:val="16"/>
+          <w:szCs w:val="16"/>
+          <w:lang w:val="en-US"/>
+        </w:rPr>
+        <w:t>"):</w:t>
       </w:r>
     </w:p>
     <w:p>
@@ -4492,7 +5847,51 @@
           <w:szCs w:val="16"/>
           <w:lang w:val="en-US"/>
         </w:rPr>
-        <w:t xml:space="preserve">                expression = token[2:-2].strip()</w:t>
+        <w:t xml:space="preserve">                expression = token[</w:t>
+      </w:r>
+      <w:proofErr w:type="gramStart"/>
+      <w:r>
+        <w:rPr>
+          <w:rFonts w:ascii="Consolas" w:eastAsia="Times New Roman" w:hAnsi="Consolas" w:cs="Times New Roman"/>
+          <w:color w:val="000000"/>
+          <w:sz w:val="16"/>
+          <w:szCs w:val="16"/>
+          <w:lang w:val="en-US"/>
+        </w:rPr>
+        <w:t>2:-</w:t>
+      </w:r>
+      <w:proofErr w:type="gramEnd"/>
+      <w:r>
+        <w:rPr>
+          <w:rFonts w:ascii="Consolas" w:eastAsia="Times New Roman" w:hAnsi="Consolas" w:cs="Times New Roman"/>
+          <w:color w:val="000000"/>
+          <w:sz w:val="16"/>
+          <w:szCs w:val="16"/>
+          <w:lang w:val="en-US"/>
+        </w:rPr>
+        <w:t>2</w:t>
+      </w:r>
+      <w:proofErr w:type="gramStart"/>
+      <w:r>
+        <w:rPr>
+          <w:rFonts w:ascii="Consolas" w:eastAsia="Times New Roman" w:hAnsi="Consolas" w:cs="Times New Roman"/>
+          <w:color w:val="000000"/>
+          <w:sz w:val="16"/>
+          <w:szCs w:val="16"/>
+          <w:lang w:val="en-US"/>
+        </w:rPr>
+        <w:t>].strip</w:t>
+      </w:r>
+      <w:proofErr w:type="gramEnd"/>
+      <w:r>
+        <w:rPr>
+          <w:rFonts w:ascii="Consolas" w:eastAsia="Times New Roman" w:hAnsi="Consolas" w:cs="Times New Roman"/>
+          <w:color w:val="000000"/>
+          <w:sz w:val="16"/>
+          <w:szCs w:val="16"/>
+          <w:lang w:val="en-US"/>
+        </w:rPr>
+        <w:t>()</w:t>
       </w:r>
     </w:p>
     <w:p>
@@ -4591,6 +5990,7 @@
         <w:t xml:space="preserve">                    parts = </w:t>
       </w:r>
       <w:proofErr w:type="spellStart"/>
+      <w:proofErr w:type="gramStart"/>
       <w:r>
         <w:rPr>
           <w:rFonts w:ascii="Consolas" w:eastAsia="Times New Roman" w:hAnsi="Consolas" w:cs="Times New Roman"/>
@@ -4602,6 +6002,7 @@
         <w:t>expression.split</w:t>
       </w:r>
       <w:proofErr w:type="spellEnd"/>
+      <w:proofErr w:type="gramEnd"/>
       <w:r>
         <w:rPr>
           <w:rFonts w:ascii="Consolas" w:eastAsia="Times New Roman" w:hAnsi="Consolas" w:cs="Times New Roman"/>
@@ -4631,6 +6032,7 @@
           <w:color w:val="000000"/>
           <w:sz w:val="16"/>
           <w:szCs w:val="16"/>
+          <w:lang w:val="en-US"/>
         </w:rPr>
       </w:pPr>
       <w:r>
@@ -4650,6 +6052,7 @@
           <w:color w:val="000000"/>
           <w:sz w:val="16"/>
           <w:szCs w:val="16"/>
+          <w:lang w:val="en-US"/>
         </w:rPr>
         <w:t>var_name</w:t>
       </w:r>
@@ -4660,46 +6063,29 @@
           <w:color w:val="000000"/>
           <w:sz w:val="16"/>
           <w:szCs w:val="16"/>
-        </w:rPr>
-        <w:t xml:space="preserve"> = </w:t>
-      </w:r>
-      <w:proofErr w:type="spellStart"/>
-      <w:r>
-        <w:rPr>
-          <w:rFonts w:ascii="Consolas" w:eastAsia="Times New Roman" w:hAnsi="Consolas" w:cs="Times New Roman"/>
-          <w:color w:val="000000"/>
-          <w:sz w:val="16"/>
-          <w:szCs w:val="16"/>
-        </w:rPr>
-        <w:t>parts</w:t>
-      </w:r>
-      <w:proofErr w:type="spellEnd"/>
-      <w:r>
-        <w:rPr>
-          <w:rFonts w:ascii="Consolas" w:eastAsia="Times New Roman" w:hAnsi="Consolas" w:cs="Times New Roman"/>
-          <w:color w:val="000000"/>
-          <w:sz w:val="16"/>
-          <w:szCs w:val="16"/>
-        </w:rPr>
-        <w:t>[0].</w:t>
-      </w:r>
-      <w:proofErr w:type="spellStart"/>
-      <w:r>
-        <w:rPr>
-          <w:rFonts w:ascii="Consolas" w:eastAsia="Times New Roman" w:hAnsi="Consolas" w:cs="Times New Roman"/>
-          <w:color w:val="000000"/>
-          <w:sz w:val="16"/>
-          <w:szCs w:val="16"/>
-        </w:rPr>
-        <w:t>strip</w:t>
-      </w:r>
-      <w:proofErr w:type="spellEnd"/>
-      <w:r>
-        <w:rPr>
-          <w:rFonts w:ascii="Consolas" w:eastAsia="Times New Roman" w:hAnsi="Consolas" w:cs="Times New Roman"/>
-          <w:color w:val="000000"/>
-          <w:sz w:val="16"/>
-          <w:szCs w:val="16"/>
+          <w:lang w:val="en-US"/>
+        </w:rPr>
+        <w:t xml:space="preserve"> = parts[0</w:t>
+      </w:r>
+      <w:proofErr w:type="gramStart"/>
+      <w:r>
+        <w:rPr>
+          <w:rFonts w:ascii="Consolas" w:eastAsia="Times New Roman" w:hAnsi="Consolas" w:cs="Times New Roman"/>
+          <w:color w:val="000000"/>
+          <w:sz w:val="16"/>
+          <w:szCs w:val="16"/>
+          <w:lang w:val="en-US"/>
+        </w:rPr>
+        <w:t>].strip</w:t>
+      </w:r>
+      <w:proofErr w:type="gramEnd"/>
+      <w:r>
+        <w:rPr>
+          <w:rFonts w:ascii="Consolas" w:eastAsia="Times New Roman" w:hAnsi="Consolas" w:cs="Times New Roman"/>
+          <w:color w:val="000000"/>
+          <w:sz w:val="16"/>
+          <w:szCs w:val="16"/>
+          <w:lang w:val="en-US"/>
         </w:rPr>
         <w:t>()</w:t>
       </w:r>
@@ -4731,6 +6117,7 @@
           <w:color w:val="000000"/>
           <w:sz w:val="16"/>
           <w:szCs w:val="16"/>
+          <w:lang w:val="en-US"/>
         </w:rPr>
         <w:t xml:space="preserve">                    </w:t>
       </w:r>
@@ -4757,6 +6144,7 @@
         <w:t xml:space="preserve"> = [</w:t>
       </w:r>
       <w:proofErr w:type="spellStart"/>
+      <w:proofErr w:type="gramStart"/>
       <w:r>
         <w:rPr>
           <w:rFonts w:ascii="Consolas" w:eastAsia="Times New Roman" w:hAnsi="Consolas" w:cs="Times New Roman"/>
@@ -4768,15 +6156,38 @@
         <w:t>p.strip</w:t>
       </w:r>
       <w:proofErr w:type="spellEnd"/>
-      <w:r>
-        <w:rPr>
-          <w:rFonts w:ascii="Consolas" w:eastAsia="Times New Roman" w:hAnsi="Consolas" w:cs="Times New Roman"/>
-          <w:color w:val="000000"/>
-          <w:sz w:val="16"/>
-          <w:szCs w:val="16"/>
-          <w:lang w:val="en-US"/>
-        </w:rPr>
-        <w:t>() for p in parts[1:]]</w:t>
+      <w:proofErr w:type="gramEnd"/>
+      <w:r>
+        <w:rPr>
+          <w:rFonts w:ascii="Consolas" w:eastAsia="Times New Roman" w:hAnsi="Consolas" w:cs="Times New Roman"/>
+          <w:color w:val="000000"/>
+          <w:sz w:val="16"/>
+          <w:szCs w:val="16"/>
+          <w:lang w:val="en-US"/>
+        </w:rPr>
+        <w:t xml:space="preserve">() for p in </w:t>
+      </w:r>
+      <w:proofErr w:type="gramStart"/>
+      <w:r>
+        <w:rPr>
+          <w:rFonts w:ascii="Consolas" w:eastAsia="Times New Roman" w:hAnsi="Consolas" w:cs="Times New Roman"/>
+          <w:color w:val="000000"/>
+          <w:sz w:val="16"/>
+          <w:szCs w:val="16"/>
+          <w:lang w:val="en-US"/>
+        </w:rPr>
+        <w:t>parts[</w:t>
+      </w:r>
+      <w:proofErr w:type="gramEnd"/>
+      <w:r>
+        <w:rPr>
+          <w:rFonts w:ascii="Consolas" w:eastAsia="Times New Roman" w:hAnsi="Consolas" w:cs="Times New Roman"/>
+          <w:color w:val="000000"/>
+          <w:sz w:val="16"/>
+          <w:szCs w:val="16"/>
+          <w:lang w:val="en-US"/>
+        </w:rPr>
+        <w:t>1:]]</w:t>
       </w:r>
     </w:p>
     <w:p>
@@ -4898,19 +6309,8 @@
           <w:sz w:val="16"/>
           <w:szCs w:val="16"/>
         </w:rPr>
-        <w:t xml:space="preserve"> = </w:t>
-      </w:r>
-      <w:proofErr w:type="spellStart"/>
-      <w:r>
-        <w:rPr>
-          <w:rFonts w:ascii="Consolas" w:eastAsia="Times New Roman" w:hAnsi="Consolas" w:cs="Times New Roman"/>
-          <w:color w:val="000000"/>
-          <w:sz w:val="16"/>
-          <w:szCs w:val="16"/>
-        </w:rPr>
-        <w:t>var_name</w:t>
-      </w:r>
-      <w:proofErr w:type="spellEnd"/>
+        <w:t xml:space="preserve"> = var_name</w:t>
+      </w:r>
     </w:p>
     <w:p>
       <w:pPr>
@@ -5220,51 +6620,73 @@
           <w:szCs w:val="16"/>
           <w:lang w:val="en-US"/>
         </w:rPr>
-        <w:t xml:space="preserve"> = </w:t>
-      </w:r>
-      <w:proofErr w:type="spellStart"/>
-      <w:r>
-        <w:rPr>
-          <w:rFonts w:ascii="Consolas" w:eastAsia="Times New Roman" w:hAnsi="Consolas" w:cs="Times New Roman"/>
-          <w:color w:val="000000"/>
-          <w:sz w:val="16"/>
-          <w:szCs w:val="16"/>
-          <w:lang w:val="en-US"/>
-        </w:rPr>
-        <w:t>f"FILTERS</w:t>
-      </w:r>
-      <w:proofErr w:type="spellEnd"/>
-      <w:r>
-        <w:rPr>
-          <w:rFonts w:ascii="Consolas" w:eastAsia="Times New Roman" w:hAnsi="Consolas" w:cs="Times New Roman"/>
-          <w:color w:val="000000"/>
-          <w:sz w:val="16"/>
-          <w:szCs w:val="16"/>
-          <w:lang w:val="en-US"/>
-        </w:rPr>
-        <w:t>['{f}']({</w:t>
-      </w:r>
-      <w:proofErr w:type="spellStart"/>
-      <w:r>
-        <w:rPr>
-          <w:rFonts w:ascii="Consolas" w:eastAsia="Times New Roman" w:hAnsi="Consolas" w:cs="Times New Roman"/>
-          <w:color w:val="000000"/>
-          <w:sz w:val="16"/>
-          <w:szCs w:val="16"/>
-          <w:lang w:val="en-US"/>
-        </w:rPr>
-        <w:t>expr_str</w:t>
-      </w:r>
-      <w:proofErr w:type="spellEnd"/>
-      <w:r>
-        <w:rPr>
-          <w:rFonts w:ascii="Consolas" w:eastAsia="Times New Roman" w:hAnsi="Consolas" w:cs="Times New Roman"/>
-          <w:color w:val="000000"/>
-          <w:sz w:val="16"/>
-          <w:szCs w:val="16"/>
-          <w:lang w:val="en-US"/>
-        </w:rPr>
-        <w:t>})"</w:t>
+        <w:t xml:space="preserve"> = f"FILTERS</w:t>
+      </w:r>
+      <w:proofErr w:type="gramStart"/>
+      <w:r>
+        <w:rPr>
+          <w:rFonts w:ascii="Consolas" w:eastAsia="Times New Roman" w:hAnsi="Consolas" w:cs="Times New Roman"/>
+          <w:color w:val="000000"/>
+          <w:sz w:val="16"/>
+          <w:szCs w:val="16"/>
+          <w:lang w:val="en-US"/>
+        </w:rPr>
+        <w:t>['{</w:t>
+      </w:r>
+      <w:proofErr w:type="gramEnd"/>
+      <w:r>
+        <w:rPr>
+          <w:rFonts w:ascii="Consolas" w:eastAsia="Times New Roman" w:hAnsi="Consolas" w:cs="Times New Roman"/>
+          <w:color w:val="000000"/>
+          <w:sz w:val="16"/>
+          <w:szCs w:val="16"/>
+          <w:lang w:val="en-US"/>
+        </w:rPr>
+        <w:t>f}</w:t>
+      </w:r>
+      <w:proofErr w:type="gramStart"/>
+      <w:r>
+        <w:rPr>
+          <w:rFonts w:ascii="Consolas" w:eastAsia="Times New Roman" w:hAnsi="Consolas" w:cs="Times New Roman"/>
+          <w:color w:val="000000"/>
+          <w:sz w:val="16"/>
+          <w:szCs w:val="16"/>
+          <w:lang w:val="en-US"/>
+        </w:rPr>
+        <w:t>'](</w:t>
+      </w:r>
+      <w:proofErr w:type="gramEnd"/>
+      <w:r>
+        <w:rPr>
+          <w:rFonts w:ascii="Consolas" w:eastAsia="Times New Roman" w:hAnsi="Consolas" w:cs="Times New Roman"/>
+          <w:color w:val="000000"/>
+          <w:sz w:val="16"/>
+          <w:szCs w:val="16"/>
+          <w:lang w:val="en-US"/>
+        </w:rPr>
+        <w:t>{expr_</w:t>
+      </w:r>
+      <w:proofErr w:type="gramStart"/>
+      <w:r>
+        <w:rPr>
+          <w:rFonts w:ascii="Consolas" w:eastAsia="Times New Roman" w:hAnsi="Consolas" w:cs="Times New Roman"/>
+          <w:color w:val="000000"/>
+          <w:sz w:val="16"/>
+          <w:szCs w:val="16"/>
+          <w:lang w:val="en-US"/>
+        </w:rPr>
+        <w:t>str})</w:t>
+      </w:r>
+      <w:proofErr w:type="gramEnd"/>
+      <w:r>
+        <w:rPr>
+          <w:rFonts w:ascii="Consolas" w:eastAsia="Times New Roman" w:hAnsi="Consolas" w:cs="Times New Roman"/>
+          <w:color w:val="000000"/>
+          <w:sz w:val="16"/>
+          <w:szCs w:val="16"/>
+          <w:lang w:val="en-US"/>
+        </w:rPr>
+        <w:t>"</w:t>
       </w:r>
     </w:p>
     <w:p>
@@ -5451,7 +6873,117 @@
           <w:szCs w:val="16"/>
           <w:lang w:val="en-US"/>
         </w:rPr>
-        <w:t xml:space="preserve">                        self.code_builder.add_line(f"result.append(html.escape(str({expr_str})))")</w:t>
+        <w:t xml:space="preserve">                        self.code_builder.add_line(f"</w:t>
+      </w:r>
+      <w:proofErr w:type="gramStart"/>
+      <w:r>
+        <w:rPr>
+          <w:rFonts w:ascii="Consolas" w:eastAsia="Times New Roman" w:hAnsi="Consolas" w:cs="Times New Roman"/>
+          <w:color w:val="000000"/>
+          <w:sz w:val="16"/>
+          <w:szCs w:val="16"/>
+          <w:lang w:val="en-US"/>
+        </w:rPr>
+        <w:t>result.append</w:t>
+      </w:r>
+      <w:proofErr w:type="gramEnd"/>
+      <w:r>
+        <w:rPr>
+          <w:rFonts w:ascii="Consolas" w:eastAsia="Times New Roman" w:hAnsi="Consolas" w:cs="Times New Roman"/>
+          <w:color w:val="000000"/>
+          <w:sz w:val="16"/>
+          <w:szCs w:val="16"/>
+          <w:lang w:val="en-US"/>
+        </w:rPr>
+        <w:t>(</w:t>
+      </w:r>
+      <w:proofErr w:type="gramStart"/>
+      <w:r>
+        <w:rPr>
+          <w:rFonts w:ascii="Consolas" w:eastAsia="Times New Roman" w:hAnsi="Consolas" w:cs="Times New Roman"/>
+          <w:color w:val="000000"/>
+          <w:sz w:val="16"/>
+          <w:szCs w:val="16"/>
+          <w:lang w:val="en-US"/>
+        </w:rPr>
+        <w:t>html.escape</w:t>
+      </w:r>
+      <w:proofErr w:type="gramEnd"/>
+      <w:r>
+        <w:rPr>
+          <w:rFonts w:ascii="Consolas" w:eastAsia="Times New Roman" w:hAnsi="Consolas" w:cs="Times New Roman"/>
+          <w:color w:val="000000"/>
+          <w:sz w:val="16"/>
+          <w:szCs w:val="16"/>
+          <w:lang w:val="en-US"/>
+        </w:rPr>
+        <w:t>(</w:t>
+      </w:r>
+      <w:proofErr w:type="gramStart"/>
+      <w:r>
+        <w:rPr>
+          <w:rFonts w:ascii="Consolas" w:eastAsia="Times New Roman" w:hAnsi="Consolas" w:cs="Times New Roman"/>
+          <w:color w:val="000000"/>
+          <w:sz w:val="16"/>
+          <w:szCs w:val="16"/>
+          <w:lang w:val="en-US"/>
+        </w:rPr>
+        <w:t>str({</w:t>
+      </w:r>
+      <w:proofErr w:type="gramEnd"/>
+      <w:r>
+        <w:rPr>
+          <w:rFonts w:ascii="Consolas" w:eastAsia="Times New Roman" w:hAnsi="Consolas" w:cs="Times New Roman"/>
+          <w:color w:val="000000"/>
+          <w:sz w:val="16"/>
+          <w:szCs w:val="16"/>
+          <w:lang w:val="en-US"/>
+        </w:rPr>
+        <w:t>expr_</w:t>
+      </w:r>
+      <w:proofErr w:type="gramStart"/>
+      <w:r>
+        <w:rPr>
+          <w:rFonts w:ascii="Consolas" w:eastAsia="Times New Roman" w:hAnsi="Consolas" w:cs="Times New Roman"/>
+          <w:color w:val="000000"/>
+          <w:sz w:val="16"/>
+          <w:szCs w:val="16"/>
+          <w:lang w:val="en-US"/>
+        </w:rPr>
+        <w:t>str})</w:t>
+      </w:r>
+      <w:proofErr w:type="gramEnd"/>
+      <w:r>
+        <w:rPr>
+          <w:rFonts w:ascii="Consolas" w:eastAsia="Times New Roman" w:hAnsi="Consolas" w:cs="Times New Roman"/>
+          <w:color w:val="000000"/>
+          <w:sz w:val="16"/>
+          <w:szCs w:val="16"/>
+          <w:lang w:val="en-US"/>
+        </w:rPr>
+        <w:t>)</w:t>
+      </w:r>
+      <w:proofErr w:type="gramStart"/>
+      <w:r>
+        <w:rPr>
+          <w:rFonts w:ascii="Consolas" w:eastAsia="Times New Roman" w:hAnsi="Consolas" w:cs="Times New Roman"/>
+          <w:color w:val="000000"/>
+          <w:sz w:val="16"/>
+          <w:szCs w:val="16"/>
+          <w:lang w:val="en-US"/>
+        </w:rPr>
+        <w:t>)"</w:t>
+      </w:r>
+      <w:proofErr w:type="gramEnd"/>
+      <w:r>
+        <w:rPr>
+          <w:rFonts w:ascii="Consolas" w:eastAsia="Times New Roman" w:hAnsi="Consolas" w:cs="Times New Roman"/>
+          <w:color w:val="000000"/>
+          <w:sz w:val="16"/>
+          <w:szCs w:val="16"/>
+          <w:lang w:val="en-US"/>
+        </w:rPr>
+        <w:t>)</w:t>
       </w:r>
     </w:p>
     <w:p>
@@ -5548,29 +7080,64 @@
           <w:szCs w:val="16"/>
           <w:lang w:val="en-US"/>
         </w:rPr>
-        <w:t>f"result.append</w:t>
+        <w:t>f"</w:t>
+      </w:r>
+      <w:proofErr w:type="gramStart"/>
+      <w:r>
+        <w:rPr>
+          <w:rFonts w:ascii="Consolas" w:eastAsia="Times New Roman" w:hAnsi="Consolas" w:cs="Times New Roman"/>
+          <w:color w:val="000000"/>
+          <w:sz w:val="16"/>
+          <w:szCs w:val="16"/>
+          <w:lang w:val="en-US"/>
+        </w:rPr>
+        <w:t>result.append</w:t>
       </w:r>
       <w:proofErr w:type="spellEnd"/>
-      <w:r>
-        <w:rPr>
-          <w:rFonts w:ascii="Consolas" w:eastAsia="Times New Roman" w:hAnsi="Consolas" w:cs="Times New Roman"/>
-          <w:color w:val="000000"/>
-          <w:sz w:val="16"/>
-          <w:szCs w:val="16"/>
-          <w:lang w:val="en-US"/>
-        </w:rPr>
-        <w:t>(str({</w:t>
+      <w:proofErr w:type="gramEnd"/>
+      <w:r>
+        <w:rPr>
+          <w:rFonts w:ascii="Consolas" w:eastAsia="Times New Roman" w:hAnsi="Consolas" w:cs="Times New Roman"/>
+          <w:color w:val="000000"/>
+          <w:sz w:val="16"/>
+          <w:szCs w:val="16"/>
+          <w:lang w:val="en-US"/>
+        </w:rPr>
+        <w:t>(</w:t>
+      </w:r>
+      <w:proofErr w:type="gramStart"/>
+      <w:r>
+        <w:rPr>
+          <w:rFonts w:ascii="Consolas" w:eastAsia="Times New Roman" w:hAnsi="Consolas" w:cs="Times New Roman"/>
+          <w:color w:val="000000"/>
+          <w:sz w:val="16"/>
+          <w:szCs w:val="16"/>
+          <w:lang w:val="en-US"/>
+        </w:rPr>
+        <w:t>str({</w:t>
       </w:r>
       <w:proofErr w:type="spellStart"/>
-      <w:r>
-        <w:rPr>
-          <w:rFonts w:ascii="Consolas" w:eastAsia="Times New Roman" w:hAnsi="Consolas" w:cs="Times New Roman"/>
-          <w:color w:val="000000"/>
-          <w:sz w:val="16"/>
-          <w:szCs w:val="16"/>
-          <w:lang w:val="en-US"/>
-        </w:rPr>
-        <w:t>expr_str</w:t>
+      <w:proofErr w:type="gramEnd"/>
+      <w:r>
+        <w:rPr>
+          <w:rFonts w:ascii="Consolas" w:eastAsia="Times New Roman" w:hAnsi="Consolas" w:cs="Times New Roman"/>
+          <w:color w:val="000000"/>
+          <w:sz w:val="16"/>
+          <w:szCs w:val="16"/>
+          <w:lang w:val="en-US"/>
+        </w:rPr>
+        <w:t>expr_</w:t>
+      </w:r>
+      <w:proofErr w:type="gramStart"/>
+      <w:r>
+        <w:rPr>
+          <w:rFonts w:ascii="Consolas" w:eastAsia="Times New Roman" w:hAnsi="Consolas" w:cs="Times New Roman"/>
+          <w:color w:val="000000"/>
+          <w:sz w:val="16"/>
+          <w:szCs w:val="16"/>
+          <w:lang w:val="en-US"/>
+        </w:rPr>
+        <w:t>str</w:t>
       </w:r>
       <w:proofErr w:type="spellEnd"/>
       <w:r>
@@ -5581,7 +7148,18 @@
           <w:szCs w:val="16"/>
           <w:lang w:val="en-US"/>
         </w:rPr>
-        <w:t>}))")</w:t>
+        <w:t>}))"</w:t>
+      </w:r>
+      <w:proofErr w:type="gramEnd"/>
+      <w:r>
+        <w:rPr>
+          <w:rFonts w:ascii="Consolas" w:eastAsia="Times New Roman" w:hAnsi="Consolas" w:cs="Times New Roman"/>
+          <w:color w:val="000000"/>
+          <w:sz w:val="16"/>
+          <w:szCs w:val="16"/>
+          <w:lang w:val="en-US"/>
+        </w:rPr>
+        <w:t>)</w:t>
       </w:r>
     </w:p>
     <w:p>
@@ -5743,7 +7321,95 @@
           <w:szCs w:val="16"/>
           <w:lang w:val="en-US"/>
         </w:rPr>
-        <w:t xml:space="preserve">                    self.code_builder.add_line(f"result.append(html.escape(str({expression})))")</w:t>
+        <w:t xml:space="preserve">                    self.code_builder.add_line(f"</w:t>
+      </w:r>
+      <w:proofErr w:type="gramStart"/>
+      <w:r>
+        <w:rPr>
+          <w:rFonts w:ascii="Consolas" w:eastAsia="Times New Roman" w:hAnsi="Consolas" w:cs="Times New Roman"/>
+          <w:color w:val="000000"/>
+          <w:sz w:val="16"/>
+          <w:szCs w:val="16"/>
+          <w:lang w:val="en-US"/>
+        </w:rPr>
+        <w:t>result.append</w:t>
+      </w:r>
+      <w:proofErr w:type="gramEnd"/>
+      <w:r>
+        <w:rPr>
+          <w:rFonts w:ascii="Consolas" w:eastAsia="Times New Roman" w:hAnsi="Consolas" w:cs="Times New Roman"/>
+          <w:color w:val="000000"/>
+          <w:sz w:val="16"/>
+          <w:szCs w:val="16"/>
+          <w:lang w:val="en-US"/>
+        </w:rPr>
+        <w:t>(</w:t>
+      </w:r>
+      <w:proofErr w:type="gramStart"/>
+      <w:r>
+        <w:rPr>
+          <w:rFonts w:ascii="Consolas" w:eastAsia="Times New Roman" w:hAnsi="Consolas" w:cs="Times New Roman"/>
+          <w:color w:val="000000"/>
+          <w:sz w:val="16"/>
+          <w:szCs w:val="16"/>
+          <w:lang w:val="en-US"/>
+        </w:rPr>
+        <w:t>html.escape</w:t>
+      </w:r>
+      <w:proofErr w:type="gramEnd"/>
+      <w:r>
+        <w:rPr>
+          <w:rFonts w:ascii="Consolas" w:eastAsia="Times New Roman" w:hAnsi="Consolas" w:cs="Times New Roman"/>
+          <w:color w:val="000000"/>
+          <w:sz w:val="16"/>
+          <w:szCs w:val="16"/>
+          <w:lang w:val="en-US"/>
+        </w:rPr>
+        <w:t>(</w:t>
+      </w:r>
+      <w:proofErr w:type="gramStart"/>
+      <w:r>
+        <w:rPr>
+          <w:rFonts w:ascii="Consolas" w:eastAsia="Times New Roman" w:hAnsi="Consolas" w:cs="Times New Roman"/>
+          <w:color w:val="000000"/>
+          <w:sz w:val="16"/>
+          <w:szCs w:val="16"/>
+          <w:lang w:val="en-US"/>
+        </w:rPr>
+        <w:t>str({expression})</w:t>
+      </w:r>
+      <w:proofErr w:type="gramEnd"/>
+      <w:r>
+        <w:rPr>
+          <w:rFonts w:ascii="Consolas" w:eastAsia="Times New Roman" w:hAnsi="Consolas" w:cs="Times New Roman"/>
+          <w:color w:val="000000"/>
+          <w:sz w:val="16"/>
+          <w:szCs w:val="16"/>
+          <w:lang w:val="en-US"/>
+        </w:rPr>
+        <w:t>)</w:t>
+      </w:r>
+      <w:proofErr w:type="gramStart"/>
+      <w:r>
+        <w:rPr>
+          <w:rFonts w:ascii="Consolas" w:eastAsia="Times New Roman" w:hAnsi="Consolas" w:cs="Times New Roman"/>
+          <w:color w:val="000000"/>
+          <w:sz w:val="16"/>
+          <w:szCs w:val="16"/>
+          <w:lang w:val="en-US"/>
+        </w:rPr>
+        <w:t>)"</w:t>
+      </w:r>
+      <w:proofErr w:type="gramEnd"/>
+      <w:r>
+        <w:rPr>
+          <w:rFonts w:ascii="Consolas" w:eastAsia="Times New Roman" w:hAnsi="Consolas" w:cs="Times New Roman"/>
+          <w:color w:val="000000"/>
+          <w:sz w:val="16"/>
+          <w:szCs w:val="16"/>
+          <w:lang w:val="en-US"/>
+        </w:rPr>
+        <w:t>)</w:t>
       </w:r>
     </w:p>
     <w:p>
@@ -5892,6 +7558,7 @@
         <w:t xml:space="preserve"> </w:t>
       </w:r>
       <w:proofErr w:type="spellStart"/>
+      <w:proofErr w:type="gramStart"/>
       <w:r>
         <w:rPr>
           <w:rFonts w:ascii="Consolas" w:eastAsia="Times New Roman" w:hAnsi="Consolas" w:cs="Times New Roman"/>
@@ -5911,7 +7578,18 @@
           <w:szCs w:val="16"/>
           <w:lang w:val="en-US"/>
         </w:rPr>
-        <w:t>("{%"):</w:t>
+        <w:t>("{</w:t>
+      </w:r>
+      <w:proofErr w:type="gramEnd"/>
+      <w:r>
+        <w:rPr>
+          <w:rFonts w:ascii="Consolas" w:eastAsia="Times New Roman" w:hAnsi="Consolas" w:cs="Times New Roman"/>
+          <w:color w:val="000000"/>
+          <w:sz w:val="16"/>
+          <w:szCs w:val="16"/>
+          <w:lang w:val="en-US"/>
+        </w:rPr>
+        <w:t>%"):</w:t>
       </w:r>
     </w:p>
     <w:p>
@@ -5943,7 +7621,73 @@
           <w:szCs w:val="16"/>
           <w:lang w:val="en-US"/>
         </w:rPr>
-        <w:t xml:space="preserve">                words = token[2:-2].strip().split()</w:t>
+        <w:t xml:space="preserve">                words = token[</w:t>
+      </w:r>
+      <w:proofErr w:type="gramStart"/>
+      <w:r>
+        <w:rPr>
+          <w:rFonts w:ascii="Consolas" w:eastAsia="Times New Roman" w:hAnsi="Consolas" w:cs="Times New Roman"/>
+          <w:color w:val="000000"/>
+          <w:sz w:val="16"/>
+          <w:szCs w:val="16"/>
+          <w:lang w:val="en-US"/>
+        </w:rPr>
+        <w:t>2:-</w:t>
+      </w:r>
+      <w:proofErr w:type="gramEnd"/>
+      <w:r>
+        <w:rPr>
+          <w:rFonts w:ascii="Consolas" w:eastAsia="Times New Roman" w:hAnsi="Consolas" w:cs="Times New Roman"/>
+          <w:color w:val="000000"/>
+          <w:sz w:val="16"/>
+          <w:szCs w:val="16"/>
+          <w:lang w:val="en-US"/>
+        </w:rPr>
+        <w:t>2</w:t>
+      </w:r>
+      <w:proofErr w:type="gramStart"/>
+      <w:r>
+        <w:rPr>
+          <w:rFonts w:ascii="Consolas" w:eastAsia="Times New Roman" w:hAnsi="Consolas" w:cs="Times New Roman"/>
+          <w:color w:val="000000"/>
+          <w:sz w:val="16"/>
+          <w:szCs w:val="16"/>
+          <w:lang w:val="en-US"/>
+        </w:rPr>
+        <w:t>].strip</w:t>
+      </w:r>
+      <w:proofErr w:type="gramEnd"/>
+      <w:r>
+        <w:rPr>
+          <w:rFonts w:ascii="Consolas" w:eastAsia="Times New Roman" w:hAnsi="Consolas" w:cs="Times New Roman"/>
+          <w:color w:val="000000"/>
+          <w:sz w:val="16"/>
+          <w:szCs w:val="16"/>
+          <w:lang w:val="en-US"/>
+        </w:rPr>
+        <w:t>(</w:t>
+      </w:r>
+      <w:proofErr w:type="gramStart"/>
+      <w:r>
+        <w:rPr>
+          <w:rFonts w:ascii="Consolas" w:eastAsia="Times New Roman" w:hAnsi="Consolas" w:cs="Times New Roman"/>
+          <w:color w:val="000000"/>
+          <w:sz w:val="16"/>
+          <w:szCs w:val="16"/>
+          <w:lang w:val="en-US"/>
+        </w:rPr>
+        <w:t>).split</w:t>
+      </w:r>
+      <w:proofErr w:type="gramEnd"/>
+      <w:r>
+        <w:rPr>
+          <w:rFonts w:ascii="Consolas" w:eastAsia="Times New Roman" w:hAnsi="Consolas" w:cs="Times New Roman"/>
+          <w:color w:val="000000"/>
+          <w:sz w:val="16"/>
+          <w:szCs w:val="16"/>
+          <w:lang w:val="en-US"/>
+        </w:rPr>
+        <w:t>()</w:t>
       </w:r>
     </w:p>
     <w:p>
@@ -5975,7 +7719,29 @@
           <w:szCs w:val="16"/>
           <w:lang w:val="en-US"/>
         </w:rPr>
-        <w:t xml:space="preserve">                instruction = words[0]</w:t>
+        <w:t xml:space="preserve">                instruction = </w:t>
+      </w:r>
+      <w:proofErr w:type="gramStart"/>
+      <w:r>
+        <w:rPr>
+          <w:rFonts w:ascii="Consolas" w:eastAsia="Times New Roman" w:hAnsi="Consolas" w:cs="Times New Roman"/>
+          <w:color w:val="000000"/>
+          <w:sz w:val="16"/>
+          <w:szCs w:val="16"/>
+          <w:lang w:val="en-US"/>
+        </w:rPr>
+        <w:t>words[</w:t>
+      </w:r>
+      <w:proofErr w:type="gramEnd"/>
+      <w:r>
+        <w:rPr>
+          <w:rFonts w:ascii="Consolas" w:eastAsia="Times New Roman" w:hAnsi="Consolas" w:cs="Times New Roman"/>
+          <w:color w:val="000000"/>
+          <w:sz w:val="16"/>
+          <w:szCs w:val="16"/>
+          <w:lang w:val="en-US"/>
+        </w:rPr>
+        <w:t>0]</w:t>
       </w:r>
     </w:p>
     <w:p>
@@ -6039,7 +7805,6 @@
           <w:szCs w:val="16"/>
           <w:lang w:val="en-US"/>
         </w:rPr>
-        <w:lastRenderedPageBreak/>
         <w:t xml:space="preserve">                    </w:t>
       </w:r>
       <w:proofErr w:type="spellStart"/>
@@ -6051,7 +7816,18 @@
           <w:szCs w:val="16"/>
           <w:lang w:val="en-US"/>
         </w:rPr>
-        <w:t>self.code_builder.add_line</w:t>
+        <w:t>self.code_builder.add_</w:t>
+      </w:r>
+      <w:proofErr w:type="gramStart"/>
+      <w:r>
+        <w:rPr>
+          <w:rFonts w:ascii="Consolas" w:eastAsia="Times New Roman" w:hAnsi="Consolas" w:cs="Times New Roman"/>
+          <w:color w:val="000000"/>
+          <w:sz w:val="16"/>
+          <w:szCs w:val="16"/>
+          <w:lang w:val="en-US"/>
+        </w:rPr>
+        <w:t>line</w:t>
       </w:r>
       <w:proofErr w:type="spellEnd"/>
       <w:r>
@@ -6065,15 +7841,27 @@
         <w:t>(</w:t>
       </w:r>
       <w:proofErr w:type="spellStart"/>
-      <w:r>
-        <w:rPr>
-          <w:rFonts w:ascii="Consolas" w:eastAsia="Times New Roman" w:hAnsi="Consolas" w:cs="Times New Roman"/>
-          <w:color w:val="000000"/>
-          <w:sz w:val="16"/>
-          <w:szCs w:val="16"/>
-          <w:lang w:val="en-US"/>
-        </w:rPr>
-        <w:t>f"for</w:t>
+      <w:proofErr w:type="gramEnd"/>
+      <w:r>
+        <w:rPr>
+          <w:rFonts w:ascii="Consolas" w:eastAsia="Times New Roman" w:hAnsi="Consolas" w:cs="Times New Roman"/>
+          <w:color w:val="000000"/>
+          <w:sz w:val="16"/>
+          <w:szCs w:val="16"/>
+          <w:lang w:val="en-US"/>
+        </w:rPr>
+        <w:t>f"</w:t>
+      </w:r>
+      <w:proofErr w:type="gramStart"/>
+      <w:r>
+        <w:rPr>
+          <w:rFonts w:ascii="Consolas" w:eastAsia="Times New Roman" w:hAnsi="Consolas" w:cs="Times New Roman"/>
+          <w:color w:val="000000"/>
+          <w:sz w:val="16"/>
+          <w:szCs w:val="16"/>
+          <w:lang w:val="en-US"/>
+        </w:rPr>
+        <w:t>for</w:t>
       </w:r>
       <w:proofErr w:type="spellEnd"/>
       <w:r>
@@ -6084,7 +7872,84 @@
           <w:szCs w:val="16"/>
           <w:lang w:val="en-US"/>
         </w:rPr>
-        <w:t xml:space="preserve"> {' '.join(words[1:])}:")</w:t>
+        <w:t xml:space="preserve"> {'</w:t>
+      </w:r>
+      <w:proofErr w:type="gramEnd"/>
+      <w:r>
+        <w:rPr>
+          <w:rFonts w:ascii="Consolas" w:eastAsia="Times New Roman" w:hAnsi="Consolas" w:cs="Times New Roman"/>
+          <w:color w:val="000000"/>
+          <w:sz w:val="16"/>
+          <w:szCs w:val="16"/>
+          <w:lang w:val="en-US"/>
+        </w:rPr>
+        <w:t xml:space="preserve"> </w:t>
+      </w:r>
+      <w:proofErr w:type="gramStart"/>
+      <w:r>
+        <w:rPr>
+          <w:rFonts w:ascii="Consolas" w:eastAsia="Times New Roman" w:hAnsi="Consolas" w:cs="Times New Roman"/>
+          <w:color w:val="000000"/>
+          <w:sz w:val="16"/>
+          <w:szCs w:val="16"/>
+          <w:lang w:val="en-US"/>
+        </w:rPr>
+        <w:t>'.join</w:t>
+      </w:r>
+      <w:proofErr w:type="gramEnd"/>
+      <w:r>
+        <w:rPr>
+          <w:rFonts w:ascii="Consolas" w:eastAsia="Times New Roman" w:hAnsi="Consolas" w:cs="Times New Roman"/>
+          <w:color w:val="000000"/>
+          <w:sz w:val="16"/>
+          <w:szCs w:val="16"/>
+          <w:lang w:val="en-US"/>
+        </w:rPr>
+        <w:t>(</w:t>
+      </w:r>
+      <w:proofErr w:type="gramStart"/>
+      <w:r>
+        <w:rPr>
+          <w:rFonts w:ascii="Consolas" w:eastAsia="Times New Roman" w:hAnsi="Consolas" w:cs="Times New Roman"/>
+          <w:color w:val="000000"/>
+          <w:sz w:val="16"/>
+          <w:szCs w:val="16"/>
+          <w:lang w:val="en-US"/>
+        </w:rPr>
+        <w:t>words[</w:t>
+      </w:r>
+      <w:proofErr w:type="gramEnd"/>
+      <w:r>
+        <w:rPr>
+          <w:rFonts w:ascii="Consolas" w:eastAsia="Times New Roman" w:hAnsi="Consolas" w:cs="Times New Roman"/>
+          <w:color w:val="000000"/>
+          <w:sz w:val="16"/>
+          <w:szCs w:val="16"/>
+          <w:lang w:val="en-US"/>
+        </w:rPr>
+        <w:t>1:</w:t>
+      </w:r>
+      <w:proofErr w:type="gramStart"/>
+      <w:r>
+        <w:rPr>
+          <w:rFonts w:ascii="Consolas" w:eastAsia="Times New Roman" w:hAnsi="Consolas" w:cs="Times New Roman"/>
+          <w:color w:val="000000"/>
+          <w:sz w:val="16"/>
+          <w:szCs w:val="16"/>
+          <w:lang w:val="en-US"/>
+        </w:rPr>
+        <w:t>])}</w:t>
+      </w:r>
+      <w:proofErr w:type="gramEnd"/>
+      <w:r>
+        <w:rPr>
+          <w:rFonts w:ascii="Consolas" w:eastAsia="Times New Roman" w:hAnsi="Consolas" w:cs="Times New Roman"/>
+          <w:color w:val="000000"/>
+          <w:sz w:val="16"/>
+          <w:szCs w:val="16"/>
+          <w:lang w:val="en-US"/>
+        </w:rPr>
+        <w:t>:")</w:t>
       </w:r>
     </w:p>
     <w:p>
@@ -6119,17 +7984,41 @@
         <w:t xml:space="preserve">                    </w:t>
       </w:r>
       <w:proofErr w:type="spellStart"/>
-      <w:r>
-        <w:rPr>
-          <w:rFonts w:ascii="Consolas" w:eastAsia="Times New Roman" w:hAnsi="Consolas" w:cs="Times New Roman"/>
-          <w:color w:val="000000"/>
-          <w:sz w:val="16"/>
-          <w:szCs w:val="16"/>
-          <w:lang w:val="en-US"/>
-        </w:rPr>
-        <w:t>self.code_builder.indent</w:t>
+      <w:proofErr w:type="gramStart"/>
+      <w:r>
+        <w:rPr>
+          <w:rFonts w:ascii="Consolas" w:eastAsia="Times New Roman" w:hAnsi="Consolas" w:cs="Times New Roman"/>
+          <w:color w:val="000000"/>
+          <w:sz w:val="16"/>
+          <w:szCs w:val="16"/>
+          <w:lang w:val="en-US"/>
+        </w:rPr>
+        <w:t>self.code</w:t>
+      </w:r>
+      <w:proofErr w:type="gramEnd"/>
+      <w:r>
+        <w:rPr>
+          <w:rFonts w:ascii="Consolas" w:eastAsia="Times New Roman" w:hAnsi="Consolas" w:cs="Times New Roman"/>
+          <w:color w:val="000000"/>
+          <w:sz w:val="16"/>
+          <w:szCs w:val="16"/>
+          <w:lang w:val="en-US"/>
+        </w:rPr>
+        <w:t>_</w:t>
+      </w:r>
+      <w:proofErr w:type="gramStart"/>
+      <w:r>
+        <w:rPr>
+          <w:rFonts w:ascii="Consolas" w:eastAsia="Times New Roman" w:hAnsi="Consolas" w:cs="Times New Roman"/>
+          <w:color w:val="000000"/>
+          <w:sz w:val="16"/>
+          <w:szCs w:val="16"/>
+          <w:lang w:val="en-US"/>
+        </w:rPr>
+        <w:t>builder.indent</w:t>
       </w:r>
       <w:proofErr w:type="spellEnd"/>
+      <w:proofErr w:type="gramEnd"/>
       <w:r>
         <w:rPr>
           <w:rFonts w:ascii="Consolas" w:eastAsia="Times New Roman" w:hAnsi="Consolas" w:cs="Times New Roman"/>
@@ -6235,7 +8124,18 @@
           <w:szCs w:val="16"/>
           <w:lang w:val="en-US"/>
         </w:rPr>
-        <w:t>self.code_builder.add_line</w:t>
+        <w:t>self.code_builder.add_</w:t>
+      </w:r>
+      <w:proofErr w:type="gramStart"/>
+      <w:r>
+        <w:rPr>
+          <w:rFonts w:ascii="Consolas" w:eastAsia="Times New Roman" w:hAnsi="Consolas" w:cs="Times New Roman"/>
+          <w:color w:val="000000"/>
+          <w:sz w:val="16"/>
+          <w:szCs w:val="16"/>
+          <w:lang w:val="en-US"/>
+        </w:rPr>
+        <w:t>line</w:t>
       </w:r>
       <w:proofErr w:type="spellEnd"/>
       <w:r>
@@ -6249,15 +8149,27 @@
         <w:t>(</w:t>
       </w:r>
       <w:proofErr w:type="spellStart"/>
-      <w:r>
-        <w:rPr>
-          <w:rFonts w:ascii="Consolas" w:eastAsia="Times New Roman" w:hAnsi="Consolas" w:cs="Times New Roman"/>
-          <w:color w:val="000000"/>
-          <w:sz w:val="16"/>
-          <w:szCs w:val="16"/>
-          <w:lang w:val="en-US"/>
-        </w:rPr>
-        <w:t>f"if</w:t>
+      <w:proofErr w:type="gramEnd"/>
+      <w:r>
+        <w:rPr>
+          <w:rFonts w:ascii="Consolas" w:eastAsia="Times New Roman" w:hAnsi="Consolas" w:cs="Times New Roman"/>
+          <w:color w:val="000000"/>
+          <w:sz w:val="16"/>
+          <w:szCs w:val="16"/>
+          <w:lang w:val="en-US"/>
+        </w:rPr>
+        <w:t>f"</w:t>
+      </w:r>
+      <w:proofErr w:type="gramStart"/>
+      <w:r>
+        <w:rPr>
+          <w:rFonts w:ascii="Consolas" w:eastAsia="Times New Roman" w:hAnsi="Consolas" w:cs="Times New Roman"/>
+          <w:color w:val="000000"/>
+          <w:sz w:val="16"/>
+          <w:szCs w:val="16"/>
+          <w:lang w:val="en-US"/>
+        </w:rPr>
+        <w:t>if</w:t>
       </w:r>
       <w:proofErr w:type="spellEnd"/>
       <w:r>
@@ -6268,7 +8180,84 @@
           <w:szCs w:val="16"/>
           <w:lang w:val="en-US"/>
         </w:rPr>
-        <w:t xml:space="preserve"> {' '.join(words[1:])}:")</w:t>
+        <w:t xml:space="preserve"> {'</w:t>
+      </w:r>
+      <w:proofErr w:type="gramEnd"/>
+      <w:r>
+        <w:rPr>
+          <w:rFonts w:ascii="Consolas" w:eastAsia="Times New Roman" w:hAnsi="Consolas" w:cs="Times New Roman"/>
+          <w:color w:val="000000"/>
+          <w:sz w:val="16"/>
+          <w:szCs w:val="16"/>
+          <w:lang w:val="en-US"/>
+        </w:rPr>
+        <w:t xml:space="preserve"> </w:t>
+      </w:r>
+      <w:proofErr w:type="gramStart"/>
+      <w:r>
+        <w:rPr>
+          <w:rFonts w:ascii="Consolas" w:eastAsia="Times New Roman" w:hAnsi="Consolas" w:cs="Times New Roman"/>
+          <w:color w:val="000000"/>
+          <w:sz w:val="16"/>
+          <w:szCs w:val="16"/>
+          <w:lang w:val="en-US"/>
+        </w:rPr>
+        <w:t>'.join</w:t>
+      </w:r>
+      <w:proofErr w:type="gramEnd"/>
+      <w:r>
+        <w:rPr>
+          <w:rFonts w:ascii="Consolas" w:eastAsia="Times New Roman" w:hAnsi="Consolas" w:cs="Times New Roman"/>
+          <w:color w:val="000000"/>
+          <w:sz w:val="16"/>
+          <w:szCs w:val="16"/>
+          <w:lang w:val="en-US"/>
+        </w:rPr>
+        <w:t>(</w:t>
+      </w:r>
+      <w:proofErr w:type="gramStart"/>
+      <w:r>
+        <w:rPr>
+          <w:rFonts w:ascii="Consolas" w:eastAsia="Times New Roman" w:hAnsi="Consolas" w:cs="Times New Roman"/>
+          <w:color w:val="000000"/>
+          <w:sz w:val="16"/>
+          <w:szCs w:val="16"/>
+          <w:lang w:val="en-US"/>
+        </w:rPr>
+        <w:t>words[</w:t>
+      </w:r>
+      <w:proofErr w:type="gramEnd"/>
+      <w:r>
+        <w:rPr>
+          <w:rFonts w:ascii="Consolas" w:eastAsia="Times New Roman" w:hAnsi="Consolas" w:cs="Times New Roman"/>
+          <w:color w:val="000000"/>
+          <w:sz w:val="16"/>
+          <w:szCs w:val="16"/>
+          <w:lang w:val="en-US"/>
+        </w:rPr>
+        <w:t>1:</w:t>
+      </w:r>
+      <w:proofErr w:type="gramStart"/>
+      <w:r>
+        <w:rPr>
+          <w:rFonts w:ascii="Consolas" w:eastAsia="Times New Roman" w:hAnsi="Consolas" w:cs="Times New Roman"/>
+          <w:color w:val="000000"/>
+          <w:sz w:val="16"/>
+          <w:szCs w:val="16"/>
+          <w:lang w:val="en-US"/>
+        </w:rPr>
+        <w:t>])}</w:t>
+      </w:r>
+      <w:proofErr w:type="gramEnd"/>
+      <w:r>
+        <w:rPr>
+          <w:rFonts w:ascii="Consolas" w:eastAsia="Times New Roman" w:hAnsi="Consolas" w:cs="Times New Roman"/>
+          <w:color w:val="000000"/>
+          <w:sz w:val="16"/>
+          <w:szCs w:val="16"/>
+          <w:lang w:val="en-US"/>
+        </w:rPr>
+        <w:t>:")</w:t>
       </w:r>
     </w:p>
     <w:p>
@@ -6303,17 +8292,41 @@
         <w:t xml:space="preserve">                    </w:t>
       </w:r>
       <w:proofErr w:type="spellStart"/>
-      <w:r>
-        <w:rPr>
-          <w:rFonts w:ascii="Consolas" w:eastAsia="Times New Roman" w:hAnsi="Consolas" w:cs="Times New Roman"/>
-          <w:color w:val="000000"/>
-          <w:sz w:val="16"/>
-          <w:szCs w:val="16"/>
-          <w:lang w:val="en-US"/>
-        </w:rPr>
-        <w:t>self.code_builder.indent</w:t>
+      <w:proofErr w:type="gramStart"/>
+      <w:r>
+        <w:rPr>
+          <w:rFonts w:ascii="Consolas" w:eastAsia="Times New Roman" w:hAnsi="Consolas" w:cs="Times New Roman"/>
+          <w:color w:val="000000"/>
+          <w:sz w:val="16"/>
+          <w:szCs w:val="16"/>
+          <w:lang w:val="en-US"/>
+        </w:rPr>
+        <w:t>self.code</w:t>
+      </w:r>
+      <w:proofErr w:type="gramEnd"/>
+      <w:r>
+        <w:rPr>
+          <w:rFonts w:ascii="Consolas" w:eastAsia="Times New Roman" w:hAnsi="Consolas" w:cs="Times New Roman"/>
+          <w:color w:val="000000"/>
+          <w:sz w:val="16"/>
+          <w:szCs w:val="16"/>
+          <w:lang w:val="en-US"/>
+        </w:rPr>
+        <w:t>_</w:t>
+      </w:r>
+      <w:proofErr w:type="gramStart"/>
+      <w:r>
+        <w:rPr>
+          <w:rFonts w:ascii="Consolas" w:eastAsia="Times New Roman" w:hAnsi="Consolas" w:cs="Times New Roman"/>
+          <w:color w:val="000000"/>
+          <w:sz w:val="16"/>
+          <w:szCs w:val="16"/>
+          <w:lang w:val="en-US"/>
+        </w:rPr>
+        <w:t>builder.indent</w:t>
       </w:r>
       <w:proofErr w:type="spellEnd"/>
+      <w:proofErr w:type="gramEnd"/>
       <w:r>
         <w:rPr>
           <w:rFonts w:ascii="Consolas" w:eastAsia="Times New Roman" w:hAnsi="Consolas" w:cs="Times New Roman"/>
@@ -6672,6 +8685,7 @@
         <w:t>self.code_builder.add_line</w:t>
       </w:r>
       <w:proofErr w:type="spellEnd"/>
+      <w:proofErr w:type="gramStart"/>
       <w:r>
         <w:rPr>
           <w:rFonts w:ascii="Consolas" w:eastAsia="Times New Roman" w:hAnsi="Consolas" w:cs="Times New Roman"/>
@@ -6691,9 +8705,32 @@
           <w:szCs w:val="16"/>
           <w:lang w:val="en-US"/>
         </w:rPr>
-        <w:t>f"result.append</w:t>
+        <w:t>f</w:t>
+      </w:r>
+      <w:proofErr w:type="gramEnd"/>
+      <w:r>
+        <w:rPr>
+          <w:rFonts w:ascii="Consolas" w:eastAsia="Times New Roman" w:hAnsi="Consolas" w:cs="Times New Roman"/>
+          <w:color w:val="000000"/>
+          <w:sz w:val="16"/>
+          <w:szCs w:val="16"/>
+          <w:lang w:val="en-US"/>
+        </w:rPr>
+        <w:t>"</w:t>
+      </w:r>
+      <w:proofErr w:type="gramStart"/>
+      <w:r>
+        <w:rPr>
+          <w:rFonts w:ascii="Consolas" w:eastAsia="Times New Roman" w:hAnsi="Consolas" w:cs="Times New Roman"/>
+          <w:color w:val="000000"/>
+          <w:sz w:val="16"/>
+          <w:szCs w:val="16"/>
+          <w:lang w:val="en-US"/>
+        </w:rPr>
+        <w:t>result.append</w:t>
       </w:r>
       <w:proofErr w:type="spellEnd"/>
+      <w:proofErr w:type="gramEnd"/>
       <w:r>
         <w:rPr>
           <w:rFonts w:ascii="Consolas" w:eastAsia="Times New Roman" w:hAnsi="Consolas" w:cs="Times New Roman"/>
@@ -6713,7 +8750,18 @@
           <w:szCs w:val="16"/>
           <w:lang w:val="en-US"/>
         </w:rPr>
-        <w:t>safe_text</w:t>
+        <w:t>safe_</w:t>
+      </w:r>
+      <w:proofErr w:type="gramStart"/>
+      <w:r>
+        <w:rPr>
+          <w:rFonts w:ascii="Consolas" w:eastAsia="Times New Roman" w:hAnsi="Consolas" w:cs="Times New Roman"/>
+          <w:color w:val="000000"/>
+          <w:sz w:val="16"/>
+          <w:szCs w:val="16"/>
+          <w:lang w:val="en-US"/>
+        </w:rPr>
+        <w:t>text</w:t>
       </w:r>
       <w:proofErr w:type="spellEnd"/>
       <w:r>
@@ -6724,7 +8772,18 @@
           <w:szCs w:val="16"/>
           <w:lang w:val="en-US"/>
         </w:rPr>
-        <w:t>})")</w:t>
+        <w:t>})</w:t>
+      </w:r>
+      <w:proofErr w:type="gramEnd"/>
+      <w:r>
+        <w:rPr>
+          <w:rFonts w:ascii="Consolas" w:eastAsia="Times New Roman" w:hAnsi="Consolas" w:cs="Times New Roman"/>
+          <w:color w:val="000000"/>
+          <w:sz w:val="16"/>
+          <w:szCs w:val="16"/>
+          <w:lang w:val="en-US"/>
+        </w:rPr>
+        <w:t>")</w:t>
       </w:r>
     </w:p>
     <w:p>
@@ -6745,6 +8804,7 @@
           <w:color w:val="000000"/>
           <w:sz w:val="28"/>
           <w:szCs w:val="28"/>
+          <w:lang w:val="en-US"/>
         </w:rPr>
       </w:pPr>
     </w:p>
@@ -6768,92 +8828,50 @@
       <w:pPr>
         <w:pStyle w:val="af"/>
       </w:pPr>
-    </w:p>
-    <w:p>
-      <w:pPr>
-        <w:pStyle w:val="af"/>
-      </w:pPr>
-    </w:p>
-    <w:p>
-      <w:pPr>
-        <w:pStyle w:val="af"/>
-      </w:pPr>
-    </w:p>
-    <w:p>
-      <w:pPr>
-        <w:pStyle w:val="af"/>
-      </w:pPr>
-    </w:p>
-    <w:p>
-      <w:pPr>
-        <w:pStyle w:val="af"/>
-      </w:pPr>
-    </w:p>
-    <w:p>
-      <w:pPr>
-        <w:pStyle w:val="af"/>
-      </w:pPr>
-    </w:p>
-    <w:p>
-      <w:pPr>
-        <w:pStyle w:val="af"/>
-      </w:pPr>
-    </w:p>
-    <w:p>
-      <w:pPr>
-        <w:pStyle w:val="af"/>
-      </w:pPr>
-    </w:p>
-    <w:p>
-      <w:pPr>
-        <w:pStyle w:val="af"/>
-      </w:pPr>
-    </w:p>
-    <w:p>
-      <w:pPr>
-        <w:pStyle w:val="af"/>
-      </w:pPr>
-    </w:p>
-    <w:p>
-      <w:pPr>
-        <w:pStyle w:val="af"/>
-      </w:pPr>
-    </w:p>
-    <w:p>
-      <w:pPr>
-        <w:pStyle w:val="af"/>
-      </w:pPr>
-    </w:p>
-    <w:p>
-      <w:pPr>
-        <w:pStyle w:val="af"/>
-      </w:pPr>
-    </w:p>
-    <w:p>
-      <w:pPr>
-        <w:pStyle w:val="af"/>
-      </w:pPr>
-    </w:p>
-    <w:p>
-      <w:pPr>
-        <w:pStyle w:val="af"/>
-      </w:pPr>
-    </w:p>
-    <w:p>
-      <w:pPr>
-        <w:pStyle w:val="af"/>
-      </w:pPr>
-    </w:p>
-    <w:p>
-      <w:pPr>
-        <w:pStyle w:val="af"/>
-      </w:pPr>
+      <w:r>
+        <w:lastRenderedPageBreak/>
+        <w:drawing>
+          <wp:inline distT="0" distB="0" distL="0" distR="0" wp14:anchorId="38542998" wp14:editId="0FCC7820">
+            <wp:extent cx="3246120" cy="9251950"/>
+            <wp:effectExtent l="0" t="0" r="0" b="6350"/>
+            <wp:docPr id="453925174" name="Рисунок 1"/>
+            <wp:cNvGraphicFramePr>
+              <a:graphicFrameLocks xmlns:a="http://schemas.openxmlformats.org/drawingml/2006/main" noChangeAspect="1"/>
+            </wp:cNvGraphicFramePr>
+            <a:graphic xmlns:a="http://schemas.openxmlformats.org/drawingml/2006/main">
+              <a:graphicData uri="http://schemas.openxmlformats.org/drawingml/2006/picture">
+                <pic:pic xmlns:pic="http://schemas.openxmlformats.org/drawingml/2006/picture">
+                  <pic:nvPicPr>
+                    <pic:cNvPr id="453925174" name=""/>
+                    <pic:cNvPicPr/>
+                  </pic:nvPicPr>
+                  <pic:blipFill>
+                    <a:blip r:embed="rId13"/>
+                    <a:stretch>
+                      <a:fillRect/>
+                    </a:stretch>
+                  </pic:blipFill>
+                  <pic:spPr>
+                    <a:xfrm>
+                      <a:off x="0" y="0"/>
+                      <a:ext cx="3246120" cy="9251950"/>
+                    </a:xfrm>
+                    <a:prstGeom prst="rect">
+                      <a:avLst/>
+                    </a:prstGeom>
+                  </pic:spPr>
+                </pic:pic>
+              </a:graphicData>
+            </a:graphic>
+          </wp:inline>
+        </w:drawing>
+      </w:r>
     </w:p>
     <w:p>
       <w:pPr>
         <w:pStyle w:val="ae"/>
       </w:pPr>
-      <w:bookmarkStart w:id="4" w:name="_Toc230298947"/>
+      <w:bookmarkStart w:id="4" w:name="_Toc230312973"/>
       <w:r>
         <w:lastRenderedPageBreak/>
         <w:t>ЗАКЛЮЧЕНИЕ</w:t>
@@ -7122,12 +9140,12 @@
         <w:pStyle w:val="ae"/>
         <w:jc w:val="left"/>
       </w:pPr>
-      <w:bookmarkStart w:id="5" w:name="_Toc230298948"/>
     </w:p>
     <w:p>
       <w:pPr>
         <w:pStyle w:val="ae"/>
       </w:pPr>
+      <w:bookmarkStart w:id="5" w:name="_Toc230312974"/>
       <w:r>
         <w:lastRenderedPageBreak/>
         <w:t>СПИСОК ИСПОЛЬЗОВАННОЙ ЛИТЕРАТУРЫ</w:t>
@@ -7231,7 +9249,7 @@
         </w:rPr>
         <w:t> [Электронный ресурс]. — URL: </w:t>
       </w:r>
-      <w:hyperlink r:id="rId9" w:tgtFrame="_blank" w:history="1">
+      <w:hyperlink r:id="rId14" w:tgtFrame="_blank" w:history="1">
         <w:r>
           <w:rPr>
             <w:rStyle w:val="a8"/>
@@ -7308,7 +9326,7 @@
         </w:rPr>
         <w:t>Спецификация стандартов разметки HTML5 и CSS3. Консорциум Всемирной паутины (W3C) [Электронный ресурс]. — URL: </w:t>
       </w:r>
-      <w:hyperlink r:id="rId10" w:tgtFrame="_blank" w:history="1">
+      <w:hyperlink r:id="rId15" w:tgtFrame="_blank" w:history="1">
         <w:r>
           <w:rPr>
             <w:rStyle w:val="a8"/>
@@ -7432,7 +9450,7 @@
         </w:rPr>
         <w:t>) [Электронный ресурс]. — URL: </w:t>
       </w:r>
-      <w:hyperlink r:id="rId11" w:tgtFrame="_blank" w:history="1">
+      <w:hyperlink r:id="rId16" w:tgtFrame="_blank" w:history="1">
         <w:r>
           <w:rPr>
             <w:rStyle w:val="a8"/>
@@ -7476,7 +9494,7 @@
         </w:rPr>
         <w:t>Введение в CSS верстку [Электронный ресурс]. — URL: </w:t>
       </w:r>
-      <w:hyperlink r:id="rId12" w:tgtFrame="_blank" w:history="1">
+      <w:hyperlink r:id="rId17" w:tgtFrame="_blank" w:history="1">
         <w:r>
           <w:rPr>
             <w:rStyle w:val="a8"/>
@@ -7531,7 +9549,7 @@
         </w:rPr>
         <w:t xml:space="preserve"> для «чайников» [Электронный ресурс]. — URL: </w:t>
       </w:r>
-      <w:hyperlink r:id="rId13" w:tgtFrame="_blank" w:history="1">
+      <w:hyperlink r:id="rId18" w:tgtFrame="_blank" w:history="1">
         <w:r>
           <w:rPr>
             <w:rStyle w:val="a8"/>
@@ -7575,7 +9593,7 @@
         </w:rPr>
         <w:t>Элементы HTML [Электронный ресурс]. — URL: </w:t>
       </w:r>
-      <w:hyperlink r:id="rId14" w:tgtFrame="_blank" w:history="1">
+      <w:hyperlink r:id="rId19" w:tgtFrame="_blank" w:history="1">
         <w:r>
           <w:rPr>
             <w:rStyle w:val="a8"/>
@@ -7619,7 +9637,7 @@
         </w:rPr>
         <w:t>Основы HTML [Электронный ресурс]. — URL: </w:t>
       </w:r>
-      <w:hyperlink r:id="rId15" w:tgtFrame="_blank" w:history="1">
+      <w:hyperlink r:id="rId20" w:tgtFrame="_blank" w:history="1">
         <w:r>
           <w:rPr>
             <w:rStyle w:val="a8"/>
@@ -7663,7 +9681,7 @@
         </w:rPr>
         <w:t>Основы CSS [Электронный ресурс]. — URL: </w:t>
       </w:r>
-      <w:hyperlink r:id="rId16" w:tgtFrame="_blank" w:history="1">
+      <w:hyperlink r:id="rId21" w:tgtFrame="_blank" w:history="1">
         <w:r>
           <w:rPr>
             <w:rStyle w:val="a8"/>
@@ -7707,7 +9725,7 @@
         </w:rPr>
         <w:t>Справочник веб-технологий Дока [Электронный ресурс]. — URL: </w:t>
       </w:r>
-      <w:hyperlink r:id="rId17" w:tgtFrame="_blank" w:history="1">
+      <w:hyperlink r:id="rId22" w:tgtFrame="_blank" w:history="1">
         <w:r>
           <w:rPr>
             <w:rStyle w:val="a8"/>
@@ -7771,7 +9789,7 @@
         </w:rPr>
         <w:t xml:space="preserve"> [Электронный ресурс]. — URL: </w:t>
       </w:r>
-      <w:hyperlink r:id="rId18" w:tgtFrame="_blank" w:history="1">
+      <w:hyperlink r:id="rId23" w:tgtFrame="_blank" w:history="1">
         <w:r>
           <w:rPr>
             <w:rStyle w:val="a8"/>
@@ -7836,7 +9854,7 @@
         </w:rPr>
         <w:t>: объясняем на схемах [Электронный ресурс]. — URL: </w:t>
       </w:r>
-      <w:hyperlink r:id="rId19" w:tgtFrame="_blank" w:history="1">
+      <w:hyperlink r:id="rId24" w:tgtFrame="_blank" w:history="1">
         <w:r>
           <w:rPr>
             <w:rStyle w:val="a8"/>
@@ -7920,7 +9938,7 @@
         </w:rPr>
         <w:t xml:space="preserve"> [Электронный ресурс]. — URL: </w:t>
       </w:r>
-      <w:hyperlink r:id="rId20" w:tgtFrame="_blank" w:history="1">
+      <w:hyperlink r:id="rId25" w:tgtFrame="_blank" w:history="1">
         <w:r>
           <w:rPr>
             <w:rStyle w:val="a8"/>
@@ -7984,7 +10002,7 @@
         </w:rPr>
         <w:t xml:space="preserve"> [Электронный ресурс]. — URL: </w:t>
       </w:r>
-      <w:hyperlink r:id="rId21" w:tgtFrame="_blank" w:history="1">
+      <w:hyperlink r:id="rId26" w:tgtFrame="_blank" w:history="1">
         <w:r>
           <w:rPr>
             <w:rStyle w:val="a8"/>
@@ -8017,7 +10035,7 @@
       </w:pPr>
     </w:p>
     <w:sectPr>
-      <w:footerReference w:type="default" r:id="rId22"/>
+      <w:footerReference w:type="default" r:id="rId27"/>
       <w:pgSz w:w="11906" w:h="16838"/>
       <w:pgMar w:top="1134" w:right="850" w:bottom="1134" w:left="1134" w:header="708" w:footer="708" w:gutter="0"/>
       <w:pgNumType w:start="1"/>
@@ -12368,6 +14386,7 @@
   <w:style w:type="character" w:default="1" w:styleId="a0">
     <w:name w:val="Default Paragraph Font"/>
     <w:uiPriority w:val="1"/>
+    <w:semiHidden/>
     <w:unhideWhenUsed/>
   </w:style>
   <w:style w:type="table" w:default="1" w:styleId="a1">

--- a/reports/Отчёт.docx
+++ b/reports/Отчёт.docx
@@ -2645,6 +2645,50 @@
     </w:p>
     <w:p>
       <w:pPr>
+        <w:pStyle w:val="af"/>
+      </w:pPr>
+      <w:r>
+        <w:t xml:space="preserve">Ссылка на </w:t>
+      </w:r>
+      <w:proofErr w:type="spellStart"/>
+      <w:r>
+        <w:rPr>
+          <w:lang w:val="en-US"/>
+        </w:rPr>
+        <w:t>github</w:t>
+      </w:r>
+      <w:proofErr w:type="spellEnd"/>
+      <w:r>
+        <w:t xml:space="preserve"> </w:t>
+      </w:r>
+      <w:r>
+        <w:t xml:space="preserve">репозиторий: </w:t>
+      </w:r>
+      <w:hyperlink r:id="rId8" w:history="1">
+        <w:r>
+          <w:rPr>
+            <w:rStyle w:val="a8"/>
+          </w:rPr>
+          <w:t>https://github.com/DK232-AI/-_-.-._251-339_ForestRanger.git</w:t>
+        </w:r>
+      </w:hyperlink>
+      <w:r>
+        <w:br/>
+      </w:r>
+      <w:hyperlink r:id="rId9" w:history="1">
+        <w:r>
+          <w:rPr>
+            <w:rStyle w:val="a8"/>
+          </w:rPr>
+          <w:t>https://github.com/DK232-AI/-_-.-._251-339_ForestRanger</w:t>
+        </w:r>
+      </w:hyperlink>
+      <w:r>
+        <w:t xml:space="preserve"> </w:t>
+      </w:r>
+    </w:p>
+    <w:p>
+      <w:pPr>
         <w:keepNext/>
         <w:keepLines/>
         <w:pBdr>
@@ -2874,6 +2918,7 @@
           <w:rFonts w:ascii="Times New Roman" w:eastAsia="Times New Roman" w:hAnsi="Times New Roman" w:cs="Times New Roman"/>
           <w:b/>
           <w:bCs/>
+          <w:noProof/>
           <w:color w:val="000000"/>
           <w:sz w:val="28"/>
           <w:szCs w:val="28"/>
@@ -2911,7 +2956,7 @@
                     <pic:cNvPicPr/>
                   </pic:nvPicPr>
                   <pic:blipFill>
-                    <a:blip r:embed="rId8">
+                    <a:blip r:embed="rId10">
                       <a:extLst>
                         <a:ext uri="{28A0092B-C50C-407E-A947-70E740481C1C}">
                           <a14:useLocalDpi xmlns:a14="http://schemas.microsoft.com/office/drawing/2010/main" val="0"/>
@@ -2987,6 +3032,7 @@
       <w:r>
         <w:rPr>
           <w:rFonts w:ascii="Times New Roman" w:eastAsia="Times New Roman" w:hAnsi="Times New Roman" w:cs="Times New Roman"/>
+          <w:noProof/>
           <w:color w:val="000000"/>
           <w:sz w:val="28"/>
           <w:szCs w:val="28"/>
@@ -3015,7 +3061,7 @@
                     <pic:cNvPicPr/>
                   </pic:nvPicPr>
                   <pic:blipFill>
-                    <a:blip r:embed="rId9">
+                    <a:blip r:embed="rId11">
                       <a:extLst>
                         <a:ext uri="{28A0092B-C50C-407E-A947-70E740481C1C}">
                           <a14:useLocalDpi xmlns:a14="http://schemas.microsoft.com/office/drawing/2010/main" val="0"/>
@@ -3786,6 +3832,7 @@
       <w:r>
         <w:rPr>
           <w:rFonts w:ascii="Times New Roman" w:eastAsia="Times New Roman" w:hAnsi="Times New Roman" w:cs="Times New Roman"/>
+          <w:noProof/>
           <w:color w:val="000000"/>
           <w:sz w:val="28"/>
           <w:szCs w:val="28"/>
@@ -3814,7 +3861,7 @@
                     <pic:cNvPicPr/>
                   </pic:nvPicPr>
                   <pic:blipFill>
-                    <a:blip r:embed="rId10">
+                    <a:blip r:embed="rId12">
                       <a:extLst>
                         <a:ext uri="{28A0092B-C50C-407E-A947-70E740481C1C}">
                           <a14:useLocalDpi xmlns:a14="http://schemas.microsoft.com/office/drawing/2010/main" val="0"/>
@@ -4218,7 +4265,7 @@
         </w:rPr>
         <w:t xml:space="preserve">), официальный портал ПАО «Ростелеком» (как организатора ИТ-мероприятия) и профильное сообщество </w:t>
       </w:r>
-      <w:hyperlink r:id="rId11" w:tgtFrame="_blank" w:history="1">
+      <w:hyperlink r:id="rId13" w:tgtFrame="_blank" w:history="1">
         <w:r>
           <w:rPr>
             <w:rStyle w:val="a8"/>
@@ -4262,6 +4309,7 @@
       <w:r>
         <w:rPr>
           <w:rFonts w:ascii="Times New Roman" w:eastAsia="Times New Roman" w:hAnsi="Times New Roman" w:cs="Times New Roman"/>
+          <w:noProof/>
           <w:color w:val="000000"/>
           <w:sz w:val="28"/>
           <w:szCs w:val="28"/>
@@ -4282,7 +4330,7 @@
                     <pic:cNvPicPr/>
                   </pic:nvPicPr>
                   <pic:blipFill>
-                    <a:blip r:embed="rId12"/>
+                    <a:blip r:embed="rId14"/>
                     <a:stretch>
                       <a:fillRect/>
                     </a:stretch>
@@ -8829,6 +8877,9 @@
         <w:pStyle w:val="af"/>
       </w:pPr>
       <w:r>
+        <w:rPr>
+          <w:noProof/>
+        </w:rPr>
         <w:lastRenderedPageBreak/>
         <w:drawing>
           <wp:inline distT="0" distB="0" distL="0" distR="0" wp14:anchorId="38542998" wp14:editId="0FCC7820">
@@ -8846,7 +8897,7 @@
                     <pic:cNvPicPr/>
                   </pic:nvPicPr>
                   <pic:blipFill>
-                    <a:blip r:embed="rId13"/>
+                    <a:blip r:embed="rId15"/>
                     <a:stretch>
                       <a:fillRect/>
                     </a:stretch>
@@ -9249,7 +9300,7 @@
         </w:rPr>
         <w:t> [Электронный ресурс]. — URL: </w:t>
       </w:r>
-      <w:hyperlink r:id="rId14" w:tgtFrame="_blank" w:history="1">
+      <w:hyperlink r:id="rId16" w:tgtFrame="_blank" w:history="1">
         <w:r>
           <w:rPr>
             <w:rStyle w:val="a8"/>
@@ -9326,7 +9377,7 @@
         </w:rPr>
         <w:t>Спецификация стандартов разметки HTML5 и CSS3. Консорциум Всемирной паутины (W3C) [Электронный ресурс]. — URL: </w:t>
       </w:r>
-      <w:hyperlink r:id="rId15" w:tgtFrame="_blank" w:history="1">
+      <w:hyperlink r:id="rId17" w:tgtFrame="_blank" w:history="1">
         <w:r>
           <w:rPr>
             <w:rStyle w:val="a8"/>
@@ -9450,7 +9501,7 @@
         </w:rPr>
         <w:t>) [Электронный ресурс]. — URL: </w:t>
       </w:r>
-      <w:hyperlink r:id="rId16" w:tgtFrame="_blank" w:history="1">
+      <w:hyperlink r:id="rId18" w:tgtFrame="_blank" w:history="1">
         <w:r>
           <w:rPr>
             <w:rStyle w:val="a8"/>
@@ -9494,7 +9545,7 @@
         </w:rPr>
         <w:t>Введение в CSS верстку [Электронный ресурс]. — URL: </w:t>
       </w:r>
-      <w:hyperlink r:id="rId17" w:tgtFrame="_blank" w:history="1">
+      <w:hyperlink r:id="rId19" w:tgtFrame="_blank" w:history="1">
         <w:r>
           <w:rPr>
             <w:rStyle w:val="a8"/>
@@ -9549,7 +9600,7 @@
         </w:rPr>
         <w:t xml:space="preserve"> для «чайников» [Электронный ресурс]. — URL: </w:t>
       </w:r>
-      <w:hyperlink r:id="rId18" w:tgtFrame="_blank" w:history="1">
+      <w:hyperlink r:id="rId20" w:tgtFrame="_blank" w:history="1">
         <w:r>
           <w:rPr>
             <w:rStyle w:val="a8"/>
@@ -9593,7 +9644,7 @@
         </w:rPr>
         <w:t>Элементы HTML [Электронный ресурс]. — URL: </w:t>
       </w:r>
-      <w:hyperlink r:id="rId19" w:tgtFrame="_blank" w:history="1">
+      <w:hyperlink r:id="rId21" w:tgtFrame="_blank" w:history="1">
         <w:r>
           <w:rPr>
             <w:rStyle w:val="a8"/>
@@ -9637,7 +9688,7 @@
         </w:rPr>
         <w:t>Основы HTML [Электронный ресурс]. — URL: </w:t>
       </w:r>
-      <w:hyperlink r:id="rId20" w:tgtFrame="_blank" w:history="1">
+      <w:hyperlink r:id="rId22" w:tgtFrame="_blank" w:history="1">
         <w:r>
           <w:rPr>
             <w:rStyle w:val="a8"/>
@@ -9681,7 +9732,7 @@
         </w:rPr>
         <w:t>Основы CSS [Электронный ресурс]. — URL: </w:t>
       </w:r>
-      <w:hyperlink r:id="rId21" w:tgtFrame="_blank" w:history="1">
+      <w:hyperlink r:id="rId23" w:tgtFrame="_blank" w:history="1">
         <w:r>
           <w:rPr>
             <w:rStyle w:val="a8"/>
@@ -9725,7 +9776,7 @@
         </w:rPr>
         <w:t>Справочник веб-технологий Дока [Электронный ресурс]. — URL: </w:t>
       </w:r>
-      <w:hyperlink r:id="rId22" w:tgtFrame="_blank" w:history="1">
+      <w:hyperlink r:id="rId24" w:tgtFrame="_blank" w:history="1">
         <w:r>
           <w:rPr>
             <w:rStyle w:val="a8"/>
@@ -9789,7 +9840,7 @@
         </w:rPr>
         <w:t xml:space="preserve"> [Электронный ресурс]. — URL: </w:t>
       </w:r>
-      <w:hyperlink r:id="rId23" w:tgtFrame="_blank" w:history="1">
+      <w:hyperlink r:id="rId25" w:tgtFrame="_blank" w:history="1">
         <w:r>
           <w:rPr>
             <w:rStyle w:val="a8"/>
@@ -9854,7 +9905,7 @@
         </w:rPr>
         <w:t>: объясняем на схемах [Электронный ресурс]. — URL: </w:t>
       </w:r>
-      <w:hyperlink r:id="rId24" w:tgtFrame="_blank" w:history="1">
+      <w:hyperlink r:id="rId26" w:tgtFrame="_blank" w:history="1">
         <w:r>
           <w:rPr>
             <w:rStyle w:val="a8"/>
@@ -9938,7 +9989,7 @@
         </w:rPr>
         <w:t xml:space="preserve"> [Электронный ресурс]. — URL: </w:t>
       </w:r>
-      <w:hyperlink r:id="rId25" w:tgtFrame="_blank" w:history="1">
+      <w:hyperlink r:id="rId27" w:tgtFrame="_blank" w:history="1">
         <w:r>
           <w:rPr>
             <w:rStyle w:val="a8"/>
@@ -10002,7 +10053,7 @@
         </w:rPr>
         <w:t xml:space="preserve"> [Электронный ресурс]. — URL: </w:t>
       </w:r>
-      <w:hyperlink r:id="rId26" w:tgtFrame="_blank" w:history="1">
+      <w:hyperlink r:id="rId28" w:tgtFrame="_blank" w:history="1">
         <w:r>
           <w:rPr>
             <w:rStyle w:val="a8"/>
@@ -10035,7 +10086,7 @@
       </w:pPr>
     </w:p>
     <w:sectPr>
-      <w:footerReference w:type="default" r:id="rId27"/>
+      <w:footerReference w:type="default" r:id="rId29"/>
       <w:pgSz w:w="11906" w:h="16838"/>
       <w:pgMar w:top="1134" w:right="850" w:bottom="1134" w:left="1134" w:header="708" w:footer="708" w:gutter="0"/>
       <w:pgNumType w:start="1"/>
